--- a/biblerag.docx
+++ b/biblerag.docx
@@ -174,192 +174,12 @@
           <w:sz w:val="18"/>
           <w:szCs w:val="18"/>
         </w:rPr>
-        <w:t xml:space="preserve">Domain-specific question answering with large language models (LLMs) incurs high API costs and raises data-privacy concerns. We design, deploy, and evaluate </w:t>
-      </w:r>
-      <w:r>
-        <w:rPr>
-          <w:rFonts w:eastAsia="Times New Roman"/>
-          <w:i/>
-          <w:iCs/>
-          <w:sz w:val="18"/>
-          <w:szCs w:val="18"/>
-        </w:rPr>
-        <w:t>signal-adaptive retrieval system architecture</w:t>
-      </w:r>
-      <w:r>
-        <w:rPr>
-          <w:rFonts w:eastAsia="Times New Roman"/>
-          <w:i/>
-          <w:iCs/>
-          <w:sz w:val="18"/>
-          <w:szCs w:val="18"/>
-        </w:rPr>
-        <w:t xml:space="preserve"> for Traditional Chinese Bible QA, integrating PostgreSQL, </w:t>
+        <w:t>Domain-specific question answering with large language models (LLMs) incurs high API costs and raises data-privacy concerns. We design, deploy, and evaluate a signal-adaptive Graph RAG architecture for Traditional Chinese Bible QA, integrating PostgreSQL, Qdrant, and Neo4j with a 6-route retrieval system driven by query signal features. On a 100-question benchmark spanning five question types, an ablation against a semantic-only baseline shows knowledge-graph retrieval is the dominant quality lever, raising Hit Rate from 0.81 to 0.96 and answer correctness from 0.52 to 0.60. Holding retrieval constant, a locally-deployed Gemma 4 E4B matches Claude Haiku 4.5—6 of 7 metrics differ by under 4 percentage points, with neither model dominating. These results show retrieval design, not model scale, is the primary determinant of domain QA quality, enabling cost-free, privacy-preserving deployment.</w:t>
       </w:r>
       <w:proofErr w:type="spellStart"/>
-      <w:r>
-        <w:rPr>
-          <w:rFonts w:eastAsia="Times New Roman"/>
-          <w:i/>
-          <w:iCs/>
-          <w:sz w:val="18"/>
-          <w:szCs w:val="18"/>
-        </w:rPr>
-        <w:t>Qdrant</w:t>
-      </w:r>
       <w:proofErr w:type="spellEnd"/>
-      <w:r>
-        <w:rPr>
-          <w:rFonts w:eastAsia="Times New Roman"/>
-          <w:i/>
-          <w:iCs/>
-          <w:sz w:val="18"/>
-          <w:szCs w:val="18"/>
-        </w:rPr>
-        <w:t xml:space="preserve">, and Neo4j with a 6-route </w:t>
-      </w:r>
-      <w:r>
-        <w:rPr>
-          <w:rFonts w:eastAsia="Times New Roman"/>
-          <w:i/>
-          <w:iCs/>
-          <w:sz w:val="18"/>
-          <w:szCs w:val="18"/>
-        </w:rPr>
-        <w:t xml:space="preserve">signal-adaptive </w:t>
-      </w:r>
-      <w:r>
-        <w:rPr>
-          <w:rFonts w:eastAsia="Times New Roman"/>
-          <w:i/>
-          <w:iCs/>
-          <w:sz w:val="18"/>
-          <w:szCs w:val="18"/>
-        </w:rPr>
-        <w:t xml:space="preserve">retrieval system that selects optimal engine combinations based on query signal features. On a 100-question benchmark spanning five question types, a </w:t>
-      </w:r>
       <w:proofErr w:type="gramStart"/>
-      <w:r>
-        <w:rPr>
-          <w:rFonts w:eastAsia="Times New Roman"/>
-          <w:i/>
-          <w:iCs/>
-          <w:sz w:val="18"/>
-          <w:szCs w:val="18"/>
-        </w:rPr>
-        <w:t>locally-deployed</w:t>
-      </w:r>
       <w:proofErr w:type="gramEnd"/>
-      <w:r>
-        <w:rPr>
-          <w:rFonts w:eastAsia="Times New Roman"/>
-          <w:i/>
-          <w:iCs/>
-          <w:sz w:val="18"/>
-          <w:szCs w:val="18"/>
-        </w:rPr>
-        <w:t xml:space="preserve"> Gemma 3 4B model achieves comparable performance to Claude Haiku 4.5, with </w:t>
-      </w:r>
-      <w:r>
-        <w:rPr>
-          <w:rFonts w:eastAsia="Times New Roman" w:hint="eastAsia"/>
-          <w:i/>
-          <w:iCs/>
-          <w:sz w:val="18"/>
-          <w:szCs w:val="18"/>
-        </w:rPr>
-        <w:t>6</w:t>
-      </w:r>
-      <w:r>
-        <w:rPr>
-          <w:rFonts w:eastAsia="Times New Roman"/>
-          <w:i/>
-          <w:iCs/>
-          <w:sz w:val="18"/>
-          <w:szCs w:val="18"/>
-        </w:rPr>
-        <w:t xml:space="preserve"> of </w:t>
-      </w:r>
-      <w:r>
-        <w:rPr>
-          <w:rFonts w:eastAsia="Times New Roman" w:hint="eastAsia"/>
-          <w:i/>
-          <w:iCs/>
-          <w:sz w:val="18"/>
-          <w:szCs w:val="18"/>
-        </w:rPr>
-        <w:t>7</w:t>
-      </w:r>
-      <w:r>
-        <w:rPr>
-          <w:rFonts w:eastAsia="Times New Roman"/>
-          <w:i/>
-          <w:iCs/>
-          <w:sz w:val="18"/>
-          <w:szCs w:val="18"/>
-        </w:rPr>
-        <w:t xml:space="preserve"> generation metrics differing by less than 4 percentage points and neither model dominating overall. Claude leads on faithfulness (0.887 vs. 0.849) while Gemma leads on answer relevancy (0.658 vs. 0.592). These results </w:t>
-      </w:r>
-      <w:r>
-        <w:rPr>
-          <w:rFonts w:eastAsia="Times New Roman"/>
-          <w:i/>
-          <w:iCs/>
-          <w:sz w:val="18"/>
-          <w:szCs w:val="18"/>
-        </w:rPr>
-        <w:t>show</w:t>
-      </w:r>
-      <w:r>
-        <w:rPr>
-          <w:rFonts w:eastAsia="Times New Roman"/>
-          <w:i/>
-          <w:iCs/>
-          <w:sz w:val="18"/>
-          <w:szCs w:val="18"/>
-        </w:rPr>
-        <w:t xml:space="preserve"> that </w:t>
-      </w:r>
-      <w:r>
-        <w:rPr>
-          <w:rFonts w:eastAsia="Times New Roman"/>
-          <w:i/>
-          <w:iCs/>
-          <w:sz w:val="18"/>
-          <w:szCs w:val="18"/>
-        </w:rPr>
-        <w:t xml:space="preserve">a </w:t>
-      </w:r>
-      <w:r>
-        <w:rPr>
-          <w:rFonts w:eastAsia="Times New Roman"/>
-          <w:i/>
-          <w:iCs/>
-          <w:sz w:val="18"/>
-          <w:szCs w:val="18"/>
-        </w:rPr>
-        <w:t xml:space="preserve">well-designed retrieval </w:t>
-      </w:r>
-      <w:r>
-        <w:rPr>
-          <w:rFonts w:eastAsia="Times New Roman"/>
-          <w:i/>
-          <w:iCs/>
-          <w:sz w:val="18"/>
-          <w:szCs w:val="18"/>
-        </w:rPr>
-        <w:t>could reduce</w:t>
-      </w:r>
-      <w:r>
-        <w:rPr>
-          <w:rFonts w:eastAsia="Times New Roman"/>
-          <w:i/>
-          <w:iCs/>
-          <w:sz w:val="18"/>
-          <w:szCs w:val="18"/>
-        </w:rPr>
-        <w:t xml:space="preserve"> the impact of model scale, enabling cost-free, privacy-preserving deployment with competitive quality.</w:t>
-      </w:r>
     </w:p>
     <w:p>
       <w:pPr>
@@ -399,15 +219,7 @@
         <w:rPr>
           <w:rFonts w:eastAsia="Times New Roman"/>
         </w:rPr>
-        <w:t xml:space="preserve">While large language models (LLMs) demonstrate impressive performance on general question answering, their deployment for domain-specific tasks faces two critical challenges: (1) commercial API costs that scale linearly with query volume, creating barriers for resource-constrained organizations, and (2) limited coverage of specialized domain knowledge during pre-training, resulting in factual gaps that persist across model sizes. This raises a fundamental research question: </w:t>
-      </w:r>
-      <w:r>
-        <w:rPr>
-          <w:rFonts w:eastAsia="Times New Roman"/>
-          <w:i/>
-          <w:iCs/>
-        </w:rPr>
-        <w:t>can a well-designed retrieval pipeline decouple answer quality from model scale?</w:t>
+        <w:t>Large language models (LLMs) excel at general question answering, but domain-specific deployment faces two challenges: commercial API costs that scale with query volume, and limited domain knowledge from pre-training that leaves factual gaps across model sizes. This raises a fundamental question: can a well-designed retrieval pipeline decouple answer quality from model scale?</w:t>
       </w:r>
     </w:p>
     <w:p>
@@ -423,31 +235,7 @@
         <w:rPr>
           <w:rFonts w:eastAsia="Times New Roman"/>
         </w:rPr>
-        <w:t>We investigate this question in the context of Traditional Chinese biblical question answering—a domain where factual accuracy and theological faithfulness are paramount. Recent evaluations show that even state-of-the-art LLMs score poorly on faith-related dimension [</w:t>
-      </w:r>
-      <w:r>
-        <w:rPr>
-          <w:rFonts w:eastAsia="Times New Roman"/>
-        </w:rPr>
-        <w:t>1</w:t>
-      </w:r>
-      <w:r>
-        <w:rPr>
-          <w:rFonts w:eastAsia="Times New Roman"/>
-        </w:rPr>
-        <w:t xml:space="preserve">], highlighting the Christian community's legitimate concerns about whether </w:t>
-      </w:r>
-      <w:r>
-        <w:rPr>
-          <w:rFonts w:eastAsia="Times New Roman"/>
-        </w:rPr>
-        <w:t>LLM</w:t>
-      </w:r>
-      <w:r>
-        <w:rPr>
-          <w:rFonts w:eastAsia="Times New Roman"/>
-        </w:rPr>
-        <w:t xml:space="preserve"> can provide answers grounded in Scripture rather than hallucinated content.</w:t>
+        <w:t>We study this in Traditional Chinese biblical question answering—a domain where factual accuracy and theological faithfulness are paramount. Even state-of-the-art LLMs score poorly on faith-related dimensions [1], underscoring legitimate concern over whether LLMs can ground answers in Scripture rather than hallucinate.</w:t>
       </w:r>
     </w:p>
     <w:p>
@@ -460,81 +248,7 @@
         <w:rPr>
           <w:rFonts w:eastAsia="Times New Roman"/>
         </w:rPr>
-        <w:t>Retrieval-Augmented Generation (RAG) [</w:t>
-      </w:r>
-      <w:r>
-        <w:rPr>
-          <w:rFonts w:eastAsia="Times New Roman"/>
-        </w:rPr>
-        <w:t>2</w:t>
-      </w:r>
-      <w:r>
-        <w:rPr>
-          <w:rFonts w:eastAsia="Times New Roman"/>
-        </w:rPr>
-        <w:t>] supplements LLM generation with retrieved evidence, reducing hallucination and enabling domain adaptation without fine-tuning. Knowledge graph-enhanced RAG [</w:t>
-      </w:r>
-      <w:r>
-        <w:rPr>
-          <w:rFonts w:eastAsia="Times New Roman"/>
-        </w:rPr>
-        <w:t>3</w:t>
-      </w:r>
-      <w:r>
-        <w:rPr>
-          <w:rFonts w:eastAsia="Times New Roman"/>
-        </w:rPr>
-        <w:t xml:space="preserve">] further captures entity relationships, offering complementary signals to dense passage retrieval </w:t>
-      </w:r>
-      <w:r>
-        <w:rPr>
-          <w:rFonts w:eastAsia="Times New Roman"/>
-        </w:rPr>
-        <w:t>[4</w:t>
-      </w:r>
-      <w:r>
-        <w:rPr>
-          <w:rFonts w:eastAsia="Times New Roman"/>
-        </w:rPr>
-        <w:t xml:space="preserve">] and lexical methods </w:t>
-      </w:r>
-      <w:r>
-        <w:rPr>
-          <w:rFonts w:eastAsia="Times New Roman"/>
-        </w:rPr>
-        <w:t>[</w:t>
-      </w:r>
-      <w:r>
-        <w:rPr>
-          <w:rFonts w:eastAsia="Times New Roman"/>
-        </w:rPr>
-        <w:t>5]</w:t>
-      </w:r>
-      <w:r>
-        <w:rPr>
-          <w:rFonts w:eastAsia="Times New Roman"/>
-        </w:rPr>
-        <w:t>. Recent surveys [6</w:t>
-      </w:r>
-      <w:r>
-        <w:rPr>
-          <w:rFonts w:eastAsia="Times New Roman"/>
-        </w:rPr>
-        <w:t>]</w:t>
-      </w:r>
-      <w:r>
-        <w:rPr>
-          <w:rFonts w:eastAsia="Times New Roman"/>
-        </w:rPr>
-        <w:t xml:space="preserve"> catalogue diverse RAG architectures, yet most evaluations compare retrieval strategies under a single model. A critical gap remains: w</w:t>
-      </w:r>
-      <w:r>
-        <w:rPr>
-          <w:rFonts w:eastAsia="Times New Roman"/>
-          <w:i/>
-          <w:iCs/>
-        </w:rPr>
-        <w:t>hen the retrieval component is held constant, how much does model scale affect answer quality?</w:t>
+        <w:t>Retrieval-Augmented Generation (RAG) [2] supplements generation with retrieved evidence, reducing hallucination without fine-tuning. Knowledge graph-enhanced RAG [3] captures entity relationships, complementing dense passage retrieval [4] and lexical methods [5]; surveys [6] catalogue diverse RAG architectures. Yet most evaluations vary retrieval under one model, leaving a gap: held constant, how much does model scale affect quality?</w:t>
       </w:r>
     </w:p>
     <w:p>
@@ -596,78 +310,11 @@
           <w:b/>
           <w:bCs/>
         </w:rPr>
-        <w:t xml:space="preserve">2) </w:t>
-      </w:r>
-      <w:r>
-        <w:rPr>
-          <w:rFonts w:eastAsia="Times New Roman"/>
-        </w:rPr>
-        <w:t>Empirical evidence</w:t>
+        <w:t>2) A controlled ablation isolating the knowledge-graph contribution: graph-augmented retrieval improves Hit Rate by 15 points and answer correctness by 8 over a semantic-only baseline.</w:t>
       </w:r>
       <w:proofErr w:type="gramEnd"/>
-      <w:r>
-        <w:rPr>
-          <w:rFonts w:eastAsia="Times New Roman"/>
-        </w:rPr>
-        <w:t xml:space="preserve"> shows </w:t>
-      </w:r>
-      <w:r>
-        <w:rPr>
-          <w:rFonts w:eastAsia="Times New Roman"/>
-        </w:rPr>
-        <w:t>that Gemma 3 4B [</w:t>
-      </w:r>
-      <w:r>
-        <w:rPr>
-          <w:rFonts w:eastAsia="Times New Roman"/>
-        </w:rPr>
-        <w:t>7</w:t>
-      </w:r>
-      <w:r>
-        <w:rPr>
-          <w:rFonts w:eastAsia="Times New Roman"/>
-        </w:rPr>
-        <w:t>] (locally deployed, zero API cost) achieves comparable performance to Claude Haiku 4.5 [</w:t>
-      </w:r>
-      <w:r>
-        <w:rPr>
-          <w:rFonts w:eastAsia="Times New Roman"/>
-        </w:rPr>
-        <w:t>8</w:t>
-      </w:r>
-      <w:r>
-        <w:rPr>
-          <w:rFonts w:eastAsia="Times New Roman"/>
-        </w:rPr>
-        <w:t xml:space="preserve">], with complementary strengths </w:t>
-      </w:r>
       <w:proofErr w:type="gramStart"/>
-      <w:r>
-        <w:rPr>
-          <w:rFonts w:eastAsia="Times New Roman"/>
-        </w:rPr>
-        <w:t xml:space="preserve">across </w:t>
-      </w:r>
-      <w:r>
-        <w:rPr>
-          <w:rFonts w:eastAsia="Times New Roman"/>
-          <w:highlight w:val="yellow"/>
-        </w:rPr>
-        <w:t xml:space="preserve"> </w:t>
-      </w:r>
-      <w:r>
-        <w:rPr>
-          <w:rFonts w:eastAsia="Times New Roman"/>
-        </w:rPr>
-        <w:t>generation</w:t>
-      </w:r>
       <w:proofErr w:type="gramEnd"/>
-      <w:r>
-        <w:rPr>
-          <w:rFonts w:eastAsia="Times New Roman"/>
-        </w:rPr>
-        <w:t xml:space="preserve"> metrics.</w:t>
-      </w:r>
     </w:p>
     <w:p>
       <w:pPr>
@@ -680,55 +327,7 @@
           <w:b/>
           <w:bCs/>
         </w:rPr>
-        <w:t xml:space="preserve">3) </w:t>
-      </w:r>
-      <w:r>
-        <w:rPr>
-          <w:rFonts w:eastAsia="Times New Roman"/>
-        </w:rPr>
-        <w:t>A 19-metric evaluation framework spanning retrieval, semantic</w:t>
-      </w:r>
-      <w:r>
-        <w:rPr>
-          <w:rFonts w:eastAsia="Times New Roman"/>
-        </w:rPr>
-        <w:t xml:space="preserve"> similarity to ground truth</w:t>
-      </w:r>
-      <w:r>
-        <w:rPr>
-          <w:rFonts w:eastAsia="Times New Roman"/>
-        </w:rPr>
-        <w:t>, and LLM-judged</w:t>
-      </w:r>
-      <w:r>
-        <w:rPr>
-          <w:rFonts w:eastAsia="Times New Roman"/>
-        </w:rPr>
-        <w:t>-</w:t>
-      </w:r>
-      <w:r>
-        <w:rPr>
-          <w:rFonts w:eastAsia="Times New Roman"/>
-        </w:rPr>
-        <w:t xml:space="preserve">generation </w:t>
-      </w:r>
-      <w:r>
-        <w:rPr>
-          <w:rFonts w:eastAsia="Times New Roman"/>
-        </w:rPr>
-        <w:t>dimensions [</w:t>
-      </w:r>
-      <w:r>
-        <w:rPr>
-          <w:rFonts w:eastAsia="Times New Roman"/>
-        </w:rPr>
-        <w:t>9</w:t>
-      </w:r>
-      <w:r>
-        <w:rPr>
-          <w:rFonts w:eastAsia="Times New Roman"/>
-        </w:rPr>
-        <w:t>] over 100 curated questions in 5 types.</w:t>
+        <w:t>3) Empirical evidence that, with retrieval held constant, Gemma 4 E4B [7] (locally deployed, zero API cost) matches Claude Haiku 4.5 [8], plus a 19-metric evaluation framework [9] over 100 curated questions in 5 types.</w:t>
       </w:r>
     </w:p>
     <w:p>
@@ -850,46 +449,10 @@
         <w:rPr>
           <w:rFonts w:eastAsia="Times New Roman"/>
         </w:rPr>
-        <w:t>The 66 books of the Traditional Chinese Bible are processed through hierarchical chunking: Book (66) → Chapter (1,189) → Pericope (2,779) → Chunk (438), with token-aware splitting (512–1024 tokens) respecting verse boundaries. CKIP Transformers [</w:t>
-      </w:r>
-      <w:r>
-        <w:rPr>
-          <w:rFonts w:eastAsia="Times New Roman"/>
-        </w:rPr>
-        <w:t>1</w:t>
-      </w:r>
-      <w:r>
-        <w:rPr>
-          <w:rFonts w:eastAsia="Times New Roman"/>
-        </w:rPr>
-        <w:t xml:space="preserve">0] perform Chinese NER with LLM validation, extracting 14,845 entities across 6 types (Person, Place, Event, Theme, Object, Group) linked to text via 49,668 MENTIONS edges. BGE-M3 </w:t>
-      </w:r>
-      <w:r>
-        <w:rPr>
-          <w:rFonts w:eastAsia="Times New Roman"/>
-        </w:rPr>
-        <w:t>[</w:t>
-      </w:r>
-      <w:r>
-        <w:rPr>
-          <w:rFonts w:eastAsia="Times New Roman"/>
-        </w:rPr>
-        <w:t xml:space="preserve">11] generates 1024-dim embeddings for 3,041 vectors stored in </w:t>
+        <w:t>The Traditional Chinese Bible's 66 books undergo hierarchical chunking—Book (66) → Chapter (1,189) → Pericope (2,779) → Chunk (431)—with token-aware splitting (512–1024 tokens) on verse boundaries. CKIP Transformers [10] perform Chinese NER with LLM validation, yielding 9,120 entities across 6 types linked by 41,140 MENTIONS edges. BGE-M3 [11] embeds 34,072 passages (1024-dim) at pericope, chunk, and verse granularity.</w:t>
       </w:r>
       <w:proofErr w:type="spellStart"/>
-      <w:r>
-        <w:rPr>
-          <w:rFonts w:eastAsia="Times New Roman"/>
-        </w:rPr>
-        <w:t>Qdrant</w:t>
-      </w:r>
       <w:proofErr w:type="spellEnd"/>
-      <w:r>
-        <w:rPr>
-          <w:rFonts w:eastAsia="Times New Roman"/>
-        </w:rPr>
-        <w:t>.</w:t>
-      </w:r>
     </w:p>
     <w:p>
       <w:pPr>
@@ -914,22 +477,10 @@
         <w:rPr>
           <w:rFonts w:eastAsia="Times New Roman"/>
         </w:rPr>
-        <w:t xml:space="preserve">PostgreSQL stores structured verse/chapter/book data (100,222 records) for exact lookup. </w:t>
+        <w:t>PostgreSQL stores the structured corpus hierarchy—66 books, 1,189 chapters, 2,779 pericopes, 431 chunks—for exact lookup. Qdrant provides dense vector search over 34,072 embedding points. Following Graph RAG principles [12], Neo4j maintains a knowledge graph of 13,587 nodes and 56,453 relationships: 49,495 structural edges (MENTIONS, CONTAINS, NEXT, CROSS_REFERENCES, NEXT_BOOK) plus 6,958 entity-to-entity fact edges for multi-hop reasoning.</w:t>
       </w:r>
       <w:proofErr w:type="spellStart"/>
-      <w:r>
-        <w:rPr>
-          <w:rFonts w:eastAsia="Times New Roman"/>
-        </w:rPr>
-        <w:t>Qdrant</w:t>
-      </w:r>
       <w:proofErr w:type="spellEnd"/>
-      <w:r>
-        <w:rPr>
-          <w:rFonts w:eastAsia="Times New Roman"/>
-        </w:rPr>
-        <w:t xml:space="preserve"> provides dense vector search via cosine similarity over 3,041 embedding points. Neo4j maintains a knowledge graph with 19,317 nodes and 58,031 relationships across 5 edge types: MENTIONS (49,668), CONTAINS (4,406), NEXT (2,980), CROSS_REFERENCES (912), and NEXT_BOOK (65).</w:t>
-      </w:r>
     </w:p>
     <w:p>
       <w:pPr>
@@ -970,70 +521,14 @@
         <w:rPr>
           <w:rFonts w:eastAsia="Times New Roman"/>
         </w:rPr>
-        <w:t xml:space="preserve">Each query first undergoes verse reference parsing (regex) and LLM intent classification to extract entity names and keywords. A </w:t>
-      </w:r>
-      <w:r>
-        <w:rPr>
-          <w:rFonts w:eastAsia="Times New Roman"/>
-          <w:i/>
-          <w:iCs/>
-        </w:rPr>
-        <w:t>signal detector</w:t>
-      </w:r>
-      <w:r>
-        <w:rPr>
-          <w:rFonts w:eastAsia="Times New Roman"/>
-        </w:rPr>
-        <w:t xml:space="preserve"> </w:t>
-      </w:r>
-      <w:r>
-        <w:rPr>
-          <w:rFonts w:eastAsia="Times New Roman"/>
-        </w:rPr>
-        <w:t xml:space="preserve">then analyzes the query for six </w:t>
+        <w:t>Each query first undergoes verse-reference parsing (regex) and LLM intent classification extracting entity names and keywords. A signal detector derives six boolean features: (1) book+chapter:verse, (2) book+chapter-only, (3) ≥2 book names, (4) ≥2 person entities, (5) event keyword, (6) place name—via regex and dictionary matching against knowledge-graph entity lists.</w:t>
       </w:r>
       <w:proofErr w:type="spellStart"/>
-      <w:r>
-        <w:rPr>
-          <w:rFonts w:eastAsia="Times New Roman"/>
-        </w:rPr>
-        <w:t>boolean</w:t>
-      </w:r>
       <w:proofErr w:type="spellEnd"/>
-      <w:r>
-        <w:rPr>
-          <w:rFonts w:eastAsia="Times New Roman"/>
-        </w:rPr>
-        <w:t xml:space="preserve"> features: (1) </w:t>
-      </w:r>
       <w:proofErr w:type="spellStart"/>
-      <w:r>
-        <w:rPr>
-          <w:rFonts w:eastAsia="Times New Roman"/>
-        </w:rPr>
-        <w:t>book+chapter:verse</w:t>
-      </w:r>
       <w:proofErr w:type="spellEnd"/>
-      <w:r>
-        <w:rPr>
-          <w:rFonts w:eastAsia="Times New Roman"/>
-        </w:rPr>
-        <w:t xml:space="preserve"> reference, (2) </w:t>
-      </w:r>
       <w:proofErr w:type="spellStart"/>
-      <w:r>
-        <w:rPr>
-          <w:rFonts w:eastAsia="Times New Roman"/>
-        </w:rPr>
-        <w:t>book+chapter-only</w:t>
-      </w:r>
       <w:proofErr w:type="spellEnd"/>
-      <w:r>
-        <w:rPr>
-          <w:rFonts w:eastAsia="Times New Roman"/>
-        </w:rPr>
-        <w:t xml:space="preserve"> reference, (3) ≥2 book names, (4) ≥2 person entities, (5) event keyword, and (6) place name—detected via regex patterns and dictionary substring matching against person, place, and event entity lists derived from the knowledge graph.</w:t>
-      </w:r>
     </w:p>
     <w:p>
       <w:pPr>
@@ -1045,71 +540,10 @@
         <w:rPr>
           <w:rFonts w:eastAsia="Times New Roman"/>
         </w:rPr>
-        <w:t xml:space="preserve">A priority-ordered decision tree (Table I) selects among </w:t>
-      </w:r>
-      <w:r>
-        <w:rPr>
-          <w:rFonts w:eastAsia="Times New Roman"/>
-        </w:rPr>
-        <w:t>six</w:t>
-      </w:r>
-      <w:r>
-        <w:rPr>
-          <w:rFonts w:eastAsia="Times New Roman"/>
-        </w:rPr>
-        <w:t xml:space="preserve"> routes, each combining a specific subset of four engines—SQL (PostgreSQL), Semantic (</w:t>
+        <w:t>A priority-ordered decision tree (Table I) selects among six routes, each combining a subset of four engines—SQL (PostgreSQL), Semantic (Qdrant), Graph (Neo4j traversal), and Cross-Reference (Neo4j CROSS_REFERENCES). R1 resolves exact verse lookups via SQL, bypassing reranking; R2 adds semantic search to chapter-filtered SQL; R3–R6 pair graph traversal for person, event, cross-reference, and place queries with semantic search and SQL. Candidates then undergo deduplication and BGE-Reranker-v2-M3 [11] reranking.</w:t>
       </w:r>
       <w:proofErr w:type="spellStart"/>
-      <w:r>
-        <w:rPr>
-          <w:rFonts w:eastAsia="Times New Roman"/>
-        </w:rPr>
-        <w:t>Qdrant</w:t>
-      </w:r>
       <w:proofErr w:type="spellEnd"/>
-      <w:r>
-        <w:rPr>
-          <w:rFonts w:eastAsia="Times New Roman"/>
-        </w:rPr>
-        <w:t>), Graph (Neo4j entity traversal), and Cross-Reference (Neo4j CROSS_REFERENCES)</w:t>
-      </w:r>
-      <w:r>
-        <w:rPr>
-          <w:rFonts w:eastAsia="Times New Roman"/>
-        </w:rPr>
-        <w:t xml:space="preserve"> </w:t>
-      </w:r>
-      <w:r>
-        <w:rPr>
-          <w:rFonts w:eastAsia="Times New Roman"/>
-        </w:rPr>
-        <w:t>—</w:t>
-      </w:r>
-      <w:r>
-        <w:rPr>
-          <w:rFonts w:eastAsia="Times New Roman"/>
-        </w:rPr>
-        <w:t xml:space="preserve"> </w:t>
-      </w:r>
-      <w:r>
-        <w:rPr>
-          <w:rFonts w:eastAsia="Times New Roman"/>
-        </w:rPr>
-        <w:t xml:space="preserve">with configurable weights. R1 </w:t>
-      </w:r>
-      <w:r>
-        <w:rPr>
-          <w:rFonts w:eastAsia="Times New Roman"/>
-        </w:rPr>
-        <w:lastRenderedPageBreak/>
-        <w:t>handles exact verse lookups via SQL direct match, bypassing reranking. R2 adds semantic search to chapter-filtered SQL results. R3–R6 leverage Neo4j graph traversal for person, event, cross-reference, and place queries respectively, combined with semantic search and SQL supplements. After retrieval, resu</w:t>
-      </w:r>
-      <w:r>
-        <w:rPr>
-          <w:rFonts w:eastAsia="Times New Roman"/>
-        </w:rPr>
-        <w:t>lts undergo ID-based deduplication (highest-weight retention) and BGE-Reranker-v2-M3 [11] reranking.</w:t>
-      </w:r>
     </w:p>
     <w:p>
       <w:pPr>
@@ -1653,76 +1087,19 @@
               <w:spacing w:line="200" w:lineRule="auto"/>
             </w:pPr>
             <w:proofErr w:type="spellStart"/>
-            <w:r>
-              <w:rPr>
-                <w:rFonts w:eastAsia="Times New Roman"/>
-                <w:sz w:val="14"/>
-                <w:szCs w:val="14"/>
-              </w:rPr>
-              <w:t>XRef</w:t>
-            </w:r>
             <w:proofErr w:type="spellEnd"/>
-            <w:r>
-              <w:rPr>
-                <w:rFonts w:eastAsia="Times New Roman"/>
-                <w:sz w:val="14"/>
-                <w:szCs w:val="14"/>
-              </w:rPr>
-              <w:t>(.</w:t>
-            </w:r>
             <w:proofErr w:type="gramStart"/>
-            <w:r>
-              <w:rPr>
-                <w:rFonts w:eastAsia="Times New Roman"/>
-                <w:sz w:val="14"/>
-                <w:szCs w:val="14"/>
-              </w:rPr>
-              <w:t>85)∥</w:t>
-            </w:r>
             <w:proofErr w:type="gramEnd"/>
-            <w:r>
-              <w:rPr>
-                <w:rFonts w:eastAsia="Times New Roman"/>
-                <w:sz w:val="14"/>
-                <w:szCs w:val="14"/>
-              </w:rPr>
-              <w:t>Grp(.</w:t>
-            </w:r>
             <w:proofErr w:type="gramStart"/>
-            <w:r>
-              <w:rPr>
-                <w:rFonts w:eastAsia="Times New Roman"/>
-                <w:sz w:val="14"/>
-                <w:szCs w:val="14"/>
-              </w:rPr>
-              <w:t>75)+</w:t>
-            </w:r>
             <w:proofErr w:type="gramEnd"/>
-            <w:r>
-              <w:rPr>
-                <w:rFonts w:eastAsia="Times New Roman"/>
-                <w:sz w:val="14"/>
-                <w:szCs w:val="14"/>
-              </w:rPr>
-              <w:t>Sem(.</w:t>
-            </w:r>
             <w:proofErr w:type="gramStart"/>
-            <w:r>
-              <w:rPr>
-                <w:rFonts w:eastAsia="Times New Roman"/>
-                <w:sz w:val="14"/>
-                <w:szCs w:val="14"/>
-              </w:rPr>
-              <w:t>65)+SQL(</w:t>
-            </w:r>
             <w:proofErr w:type="gramEnd"/>
             <w:r>
               <w:rPr>
-                <w:rFonts w:eastAsia="Times New Roman"/>
-                <w:sz w:val="14"/>
-                <w:szCs w:val="14"/>
-              </w:rPr>
-              <w:t>.4)</w:t>
+                <w:b w:val="0"/>
+                <w:sz w:val="14"/>
+              </w:rPr>
+              <w:t>Grp(.85)+Sem(.7)+SQL(.5)</w:t>
             </w:r>
           </w:p>
         </w:tc>
@@ -1808,49 +1185,16 @@
                 <w:highlight w:val="yellow"/>
               </w:rPr>
             </w:pPr>
-            <w:r>
-              <w:rPr>
-                <w:rFonts w:eastAsia="Times New Roman"/>
-                <w:sz w:val="14"/>
-                <w:szCs w:val="14"/>
-              </w:rPr>
-              <w:t>Grp(.</w:t>
-            </w:r>
             <w:proofErr w:type="gramStart"/>
-            <w:r>
-              <w:rPr>
-                <w:rFonts w:eastAsia="Times New Roman"/>
-                <w:sz w:val="14"/>
-                <w:szCs w:val="14"/>
-              </w:rPr>
-              <w:t>85)+</w:t>
-            </w:r>
             <w:proofErr w:type="gramEnd"/>
-            <w:r>
-              <w:rPr>
-                <w:rFonts w:eastAsia="Times New Roman"/>
-                <w:sz w:val="14"/>
-                <w:szCs w:val="14"/>
-              </w:rPr>
-              <w:t>Sem(.</w:t>
-            </w:r>
             <w:proofErr w:type="gramStart"/>
-            <w:r>
-              <w:rPr>
-                <w:rFonts w:eastAsia="Times New Roman"/>
-                <w:sz w:val="14"/>
-                <w:szCs w:val="14"/>
-              </w:rPr>
-              <w:t>7)+SQL(</w:t>
-            </w:r>
             <w:proofErr w:type="gramEnd"/>
             <w:r>
               <w:rPr>
-                <w:rFonts w:eastAsia="Times New Roman"/>
-                <w:sz w:val="14"/>
-                <w:szCs w:val="14"/>
-              </w:rPr>
-              <w:t>.5)</w:t>
+                <w:b w:val="0"/>
+                <w:sz w:val="14"/>
+              </w:rPr>
+              <w:t>XRef(.85)∥Grp(.75)+SQL(.85)+Sem(.65)</w:t>
             </w:r>
           </w:p>
         </w:tc>
@@ -2072,32 +1416,7 @@
         <w:rPr>
           <w:rFonts w:eastAsia="Times New Roman"/>
         </w:rPr>
-        <w:t>A factory pattern supports multiple providers (Claude, Gemini, OpenAI, Ollama). An identical evidence-first system prompt enforces strict citation. Note that the LLM also performs intent classification (</w:t>
-      </w:r>
-      <w:r>
-        <w:rPr>
-          <w:rFonts w:eastAsia="Times New Roman"/>
-        </w:rPr>
-        <w:t>1</w:t>
-      </w:r>
-      <w:r>
-        <w:rPr>
-          <w:rFonts w:eastAsia="Times New Roman"/>
-          <w:vertAlign w:val="superscript"/>
-        </w:rPr>
-        <w:t>st</w:t>
-      </w:r>
-      <w:r>
-        <w:rPr>
-          <w:rFonts w:eastAsia="Times New Roman"/>
-        </w:rPr>
-        <w:t xml:space="preserve"> step in Fig.1</w:t>
-      </w:r>
-      <w:r>
-        <w:rPr>
-          <w:rFonts w:eastAsia="Times New Roman"/>
-        </w:rPr>
-        <w:t>), so switching models can introduce minor routing differences for complex query types—a design trade-off we analyze in Section IV.</w:t>
+        <w:t>A factory pattern serves multiple providers (Claude, Gemini, OpenAI, Ollama) behind one evidence-first, citation-enforcing prompt. Since the LLM also classifies intent (Fig. 1), swapping models can shift routing on complex queries—a trade-off analyzed in Section IV.</w:t>
       </w:r>
     </w:p>
     <w:p>
@@ -2130,53 +1449,7 @@
           <w:b/>
           <w:bCs/>
         </w:rPr>
-        <w:t>Setup</w:t>
-      </w:r>
-      <w:r>
-        <w:rPr>
-          <w:rFonts w:eastAsia="Times New Roman"/>
-          <w:b/>
-          <w:bCs/>
-        </w:rPr>
-        <w:t>:</w:t>
-      </w:r>
-      <w:r>
-        <w:rPr>
-          <w:rFonts w:eastAsia="Times New Roman"/>
-          <w:b/>
-          <w:bCs/>
-        </w:rPr>
-        <w:t xml:space="preserve"> </w:t>
-      </w:r>
-      <w:r>
-        <w:rPr>
-          <w:rFonts w:eastAsia="Times New Roman"/>
-        </w:rPr>
-        <w:t>We evaluate on 100 Traditional Chinese questions (20 per category)</w:t>
-      </w:r>
-      <w:r>
-        <w:rPr>
-          <w:rFonts w:eastAsia="Times New Roman"/>
-        </w:rPr>
-        <w:t xml:space="preserve"> with ground truth approved by </w:t>
-      </w:r>
-      <w:r>
-        <w:rPr>
-          <w:rFonts w:eastAsia="Times New Roman"/>
-        </w:rPr>
-        <w:t>annotators with biblical expertise</w:t>
-      </w:r>
-      <w:r>
-        <w:rPr>
-          <w:rFonts w:eastAsia="Times New Roman"/>
-        </w:rPr>
-        <w:t>: VERSE_LOOKUP (explicit references), TOPIC (thematic concepts), PERSON (biblical figures), EVENT (narratives), and GENERAL (open-ended synthesis). This taxonomy systematically tests exact matching, semantic search, entity retrieval, and knowledge integration capabilities</w:t>
-      </w:r>
-      <w:r>
-        <w:rPr>
-          <w:rFonts w:eastAsia="Times New Roman"/>
-        </w:rPr>
-        <w:t xml:space="preserve">. </w:t>
+        <w:t>Setup: We evaluate on 100 Traditional Chinese questions (20 per category) with ground truth approved by annotators with biblical expertise: VERSE_LOOKUP, TOPIC, PERSON, EVENT, and GENERAL. This taxonomy tests exact matching, semantic search, entity retrieval, and knowledge integration.</w:t>
       </w:r>
     </w:p>
     <w:p>
@@ -2189,70 +1462,10 @@
         <w:rPr>
           <w:rFonts w:eastAsia="Times New Roman"/>
         </w:rPr>
-        <w:t xml:space="preserve">We compare Claude Haiku 4.5 (commercial API) [8] against Gemma 3 4B (local Ollama) [7] sharing the same retrieval codebase (temperature=0.1, </w:t>
+        <w:t>We compare Claude Haiku 4.5 (commercial API) [8] against Gemma 4 E4B (local Ollama) [7] on the same retrieval codebase (temperature=0.1, top_k=5). To isolate the knowledge-graph contribution, we also evaluate a semantic-only baseline bypassing signal routing and graph traversal—four configurations in total (Graph/Semantic × Claude/Gemma). Beyond retrieval metrics and RAGAS generation metrics [9], we report Answer Coverage: for each question an LLM judge marks every ground-truth answer point covered (1.0), partial (0.5), or missing (0.0), and Coverage is their mean. As pure recall it rewards completeness without penalizing extra detail—unlike F1-style correctness—complementing faithfulness's hallucination check.</w:t>
       </w:r>
       <w:proofErr w:type="spellStart"/>
-      <w:r>
-        <w:rPr>
-          <w:rFonts w:eastAsia="Times New Roman"/>
-        </w:rPr>
-        <w:t>top_k</w:t>
-      </w:r>
       <w:proofErr w:type="spellEnd"/>
-      <w:r>
-        <w:rPr>
-          <w:rFonts w:eastAsia="Times New Roman"/>
-        </w:rPr>
-        <w:t xml:space="preserve">=5). We employ metrics in </w:t>
-      </w:r>
-      <w:r>
-        <w:rPr>
-          <w:rFonts w:eastAsia="Times New Roman"/>
-        </w:rPr>
-        <w:t>3</w:t>
-      </w:r>
-      <w:r>
-        <w:rPr>
-          <w:rFonts w:eastAsia="Times New Roman"/>
-        </w:rPr>
-        <w:t xml:space="preserve"> categories: retrieval, </w:t>
-      </w:r>
-      <w:r>
-        <w:rPr>
-          <w:rFonts w:eastAsia="Times New Roman"/>
-        </w:rPr>
-        <w:t xml:space="preserve">generation (LLM-judged via RAGAS [9]) and </w:t>
-      </w:r>
-      <w:r>
-        <w:rPr>
-          <w:rFonts w:eastAsia="Times New Roman"/>
-        </w:rPr>
-        <w:t xml:space="preserve">RAGAS </w:t>
-      </w:r>
-      <w:r>
-        <w:rPr>
-          <w:rFonts w:eastAsia="Times New Roman"/>
-        </w:rPr>
-        <w:t>semantic</w:t>
-      </w:r>
-      <w:r>
-        <w:rPr>
-          <w:rFonts w:eastAsia="Times New Roman"/>
-        </w:rPr>
-        <w:t xml:space="preserve"> similarity to </w:t>
-      </w:r>
-      <w:r>
-        <w:rPr>
-          <w:rFonts w:eastAsia="Times New Roman"/>
-        </w:rPr>
-        <w:t>g</w:t>
-      </w:r>
-      <w:r>
-        <w:rPr>
-          <w:rFonts w:eastAsia="Times New Roman"/>
-        </w:rPr>
-        <w:t>round truth.</w:t>
-      </w:r>
     </w:p>
     <w:p>
       <w:pPr>
@@ -2281,59 +1494,34 @@
           <w:sz w:val="16"/>
           <w:szCs w:val="16"/>
         </w:rPr>
-        <w:t>Overall Performance Comparison (Selected Metrics)</w:t>
+        <w:t>Overall Performance: Graph RAG vs. Semantic-Only Baseline</w:t>
       </w:r>
     </w:p>
     <w:tbl>
       <w:tblPr>
-        <w:tblW w:w="5000" w:type="dxa"/>
-        <w:tblBorders>
-          <w:top w:val="single" w:sz="4" w:space="0" w:color="auto"/>
-          <w:left w:val="single" w:sz="4" w:space="0" w:color="auto"/>
-          <w:bottom w:val="single" w:sz="4" w:space="0" w:color="auto"/>
-          <w:right w:val="single" w:sz="4" w:space="0" w:color="auto"/>
-          <w:insideH w:val="single" w:sz="4" w:space="0" w:color="auto"/>
-          <w:insideV w:val="single" w:sz="4" w:space="0" w:color="auto"/>
-        </w:tblBorders>
-        <w:tblCellMar>
-          <w:left w:w="10" w:type="dxa"/>
-          <w:right w:w="10" w:type="dxa"/>
-        </w:tblCellMar>
-        <w:tblLook w:val="04A0" w:firstRow="1" w:lastRow="0" w:firstColumn="1" w:lastColumn="0" w:noHBand="0" w:noVBand="1"/>
+        <w:tblW w:type="auto" w:w="0"/>
+        <w:tblLayout w:type="fixed"/>
+        <w:tblLook w:firstColumn="1" w:firstRow="1" w:lastColumn="0" w:lastRow="0" w:noHBand="0" w:noVBand="1" w:val="04A0"/>
       </w:tblPr>
       <w:tblGrid>
-        <w:gridCol w:w="820"/>
-        <w:gridCol w:w="1500"/>
-        <w:gridCol w:w="820"/>
-        <w:gridCol w:w="820"/>
-        <w:gridCol w:w="1040"/>
+        <w:gridCol w:w="1770"/>
+        <w:gridCol w:w="1770"/>
+        <w:gridCol w:w="1770"/>
+        <w:gridCol w:w="1770"/>
+        <w:gridCol w:w="1770"/>
+        <w:gridCol w:w="1770"/>
       </w:tblGrid>
       <w:tr>
         <w:tc>
           <w:tcPr>
-            <w:tcW w:w="820" w:type="dxa"/>
-            <w:tcBorders>
-              <w:top w:val="single" w:sz="1" w:space="0" w:color="000000"/>
-              <w:bottom w:val="single" w:sz="1" w:space="0" w:color="000000"/>
-            </w:tcBorders>
-            <w:tcMar>
-              <w:top w:w="20" w:type="dxa"/>
-              <w:left w:w="40" w:type="dxa"/>
-              <w:bottom w:w="20" w:type="dxa"/>
-              <w:right w:w="40" w:type="dxa"/>
-            </w:tcMar>
-          </w:tcPr>
-          <w:p>
-            <w:pPr>
-              <w:spacing w:line="200" w:lineRule="auto"/>
-            </w:pPr>
-            <w:r>
-              <w:rPr>
-                <w:rFonts w:eastAsia="Times New Roman"/>
+            <w:tcW w:type="dxa" w:w="820"/>
+            <w:vMerge w:val="restart"/>
+          </w:tcPr>
+          <w:p>
+            <w:r>
+              <w:rPr>
                 <w:b/>
-                <w:bCs/>
-                <w:sz w:val="14"/>
-                <w:szCs w:val="14"/>
+                <w:sz w:val="14"/>
               </w:rPr>
               <w:t>Category</w:t>
             </w:r>
@@ -2341,29 +1529,14 @@
         </w:tc>
         <w:tc>
           <w:tcPr>
-            <w:tcW w:w="1500" w:type="dxa"/>
-            <w:tcBorders>
-              <w:top w:val="single" w:sz="1" w:space="0" w:color="000000"/>
-              <w:bottom w:val="single" w:sz="1" w:space="0" w:color="000000"/>
-            </w:tcBorders>
-            <w:tcMar>
-              <w:top w:w="20" w:type="dxa"/>
-              <w:left w:w="40" w:type="dxa"/>
-              <w:bottom w:w="20" w:type="dxa"/>
-              <w:right w:w="40" w:type="dxa"/>
-            </w:tcMar>
-          </w:tcPr>
-          <w:p>
-            <w:pPr>
-              <w:spacing w:line="200" w:lineRule="auto"/>
-            </w:pPr>
-            <w:r>
-              <w:rPr>
-                <w:rFonts w:eastAsia="Times New Roman"/>
+            <w:tcW w:type="dxa" w:w="1500"/>
+            <w:vMerge w:val="restart"/>
+          </w:tcPr>
+          <w:p>
+            <w:r>
+              <w:rPr>
                 <w:b/>
-                <w:bCs/>
-                <w:sz w:val="14"/>
-                <w:szCs w:val="14"/>
+                <w:sz w:val="14"/>
               </w:rPr>
               <w:t>Metric</w:t>
             </w:r>
@@ -2371,94 +1544,31 @@
         </w:tc>
         <w:tc>
           <w:tcPr>
-            <w:tcW w:w="820" w:type="dxa"/>
-            <w:tcBorders>
-              <w:top w:val="single" w:sz="1" w:space="0" w:color="000000"/>
-              <w:bottom w:val="single" w:sz="1" w:space="0" w:color="000000"/>
-            </w:tcBorders>
-            <w:tcMar>
-              <w:top w:w="20" w:type="dxa"/>
-              <w:left w:w="40" w:type="dxa"/>
-              <w:bottom w:w="20" w:type="dxa"/>
-              <w:right w:w="40" w:type="dxa"/>
-            </w:tcMar>
-          </w:tcPr>
-          <w:p>
-            <w:pPr>
-              <w:spacing w:line="200" w:lineRule="auto"/>
-              <w:jc w:val="center"/>
-            </w:pPr>
-            <w:r>
-              <w:rPr>
-                <w:rFonts w:eastAsia="Times New Roman"/>
+            <w:tcW w:type="dxa" w:w="670"/>
+            <w:gridSpan w:val="2"/>
+          </w:tcPr>
+          <w:p>
+            <w:r>
+              <w:rPr>
                 <w:b/>
-                <w:bCs/>
-                <w:sz w:val="14"/>
-                <w:szCs w:val="14"/>
-              </w:rPr>
-              <w:t>Claude</w:t>
-            </w:r>
-          </w:p>
-        </w:tc>
-        <w:tc>
-          <w:tcPr>
-            <w:tcW w:w="820" w:type="dxa"/>
-            <w:tcBorders>
-              <w:top w:val="single" w:sz="1" w:space="0" w:color="000000"/>
-              <w:bottom w:val="single" w:sz="1" w:space="0" w:color="000000"/>
-            </w:tcBorders>
-            <w:tcMar>
-              <w:top w:w="20" w:type="dxa"/>
-              <w:left w:w="40" w:type="dxa"/>
-              <w:bottom w:w="20" w:type="dxa"/>
-              <w:right w:w="40" w:type="dxa"/>
-            </w:tcMar>
-          </w:tcPr>
-          <w:p>
-            <w:pPr>
-              <w:spacing w:line="200" w:lineRule="auto"/>
-              <w:jc w:val="center"/>
-            </w:pPr>
-            <w:r>
-              <w:rPr>
-                <w:rFonts w:eastAsia="Times New Roman"/>
+                <w:sz w:val="14"/>
+              </w:rPr>
+              <w:t>Graph</w:t>
+            </w:r>
+          </w:p>
+        </w:tc>
+        <w:tc>
+          <w:tcPr>
+            <w:tcW w:type="dxa" w:w="670"/>
+            <w:gridSpan w:val="2"/>
+          </w:tcPr>
+          <w:p>
+            <w:r>
+              <w:rPr>
                 <w:b/>
-                <w:bCs/>
-                <w:sz w:val="14"/>
-                <w:szCs w:val="14"/>
-              </w:rPr>
-              <w:t>Gemma</w:t>
-            </w:r>
-          </w:p>
-        </w:tc>
-        <w:tc>
-          <w:tcPr>
-            <w:tcW w:w="1040" w:type="dxa"/>
-            <w:tcBorders>
-              <w:top w:val="single" w:sz="1" w:space="0" w:color="000000"/>
-              <w:bottom w:val="single" w:sz="1" w:space="0" w:color="000000"/>
-            </w:tcBorders>
-            <w:tcMar>
-              <w:top w:w="20" w:type="dxa"/>
-              <w:left w:w="40" w:type="dxa"/>
-              <w:bottom w:w="20" w:type="dxa"/>
-              <w:right w:w="40" w:type="dxa"/>
-            </w:tcMar>
-          </w:tcPr>
-          <w:p>
-            <w:pPr>
-              <w:spacing w:line="200" w:lineRule="auto"/>
-              <w:jc w:val="center"/>
-            </w:pPr>
-            <w:r>
-              <w:rPr>
-                <w:rFonts w:eastAsia="Times New Roman"/>
-                <w:b/>
-                <w:bCs/>
-                <w:sz w:val="14"/>
-                <w:szCs w:val="14"/>
-              </w:rPr>
-              <w:t>Δ</w:t>
+                <w:sz w:val="14"/>
+              </w:rPr>
+              <w:t>Semantic</w:t>
             </w:r>
           </w:p>
         </w:tc>
@@ -2466,126 +1576,71 @@
       <w:tr>
         <w:tc>
           <w:tcPr>
-            <w:tcW w:w="820" w:type="dxa"/>
-            <w:tcMar>
-              <w:top w:w="20" w:type="dxa"/>
-              <w:left w:w="40" w:type="dxa"/>
-              <w:bottom w:w="20" w:type="dxa"/>
-              <w:right w:w="40" w:type="dxa"/>
-            </w:tcMar>
-          </w:tcPr>
-          <w:p>
-            <w:pPr>
-              <w:spacing w:line="200" w:lineRule="auto"/>
-            </w:pPr>
-            <w:r>
-              <w:rPr>
-                <w:rFonts w:eastAsia="Times New Roman"/>
-                <w:i/>
-                <w:iCs/>
-                <w:sz w:val="14"/>
-                <w:szCs w:val="14"/>
-              </w:rPr>
-              <w:t>Retrieval</w:t>
-            </w:r>
-          </w:p>
-        </w:tc>
-        <w:tc>
-          <w:tcPr>
-            <w:tcW w:w="1500" w:type="dxa"/>
-            <w:tcMar>
-              <w:top w:w="20" w:type="dxa"/>
-              <w:left w:w="40" w:type="dxa"/>
-              <w:bottom w:w="20" w:type="dxa"/>
-              <w:right w:w="40" w:type="dxa"/>
-            </w:tcMar>
-          </w:tcPr>
-          <w:p>
-            <w:pPr>
-              <w:spacing w:line="200" w:lineRule="auto"/>
-            </w:pPr>
-            <w:r>
-              <w:rPr>
-                <w:rFonts w:eastAsia="Times New Roman"/>
-                <w:sz w:val="14"/>
-                <w:szCs w:val="14"/>
-              </w:rPr>
-              <w:t>Hit Rate</w:t>
-            </w:r>
-          </w:p>
-        </w:tc>
-        <w:tc>
-          <w:tcPr>
-            <w:tcW w:w="820" w:type="dxa"/>
-            <w:tcMar>
-              <w:top w:w="20" w:type="dxa"/>
-              <w:left w:w="40" w:type="dxa"/>
-              <w:bottom w:w="20" w:type="dxa"/>
-              <w:right w:w="40" w:type="dxa"/>
-            </w:tcMar>
-          </w:tcPr>
-          <w:p>
-            <w:pPr>
-              <w:spacing w:line="200" w:lineRule="auto"/>
-              <w:jc w:val="center"/>
-            </w:pPr>
-            <w:r>
-              <w:rPr>
-                <w:rFonts w:eastAsia="Times New Roman"/>
-                <w:sz w:val="14"/>
-                <w:szCs w:val="14"/>
-              </w:rPr>
-              <w:t>0.790</w:t>
-            </w:r>
-          </w:p>
-        </w:tc>
-        <w:tc>
-          <w:tcPr>
-            <w:tcW w:w="820" w:type="dxa"/>
-            <w:tcMar>
-              <w:top w:w="20" w:type="dxa"/>
-              <w:left w:w="40" w:type="dxa"/>
-              <w:bottom w:w="20" w:type="dxa"/>
-              <w:right w:w="40" w:type="dxa"/>
-            </w:tcMar>
-          </w:tcPr>
-          <w:p>
-            <w:pPr>
-              <w:spacing w:line="200" w:lineRule="auto"/>
-              <w:jc w:val="center"/>
-            </w:pPr>
-            <w:r>
-              <w:rPr>
-                <w:rFonts w:eastAsia="Times New Roman"/>
-                <w:sz w:val="14"/>
-                <w:szCs w:val="14"/>
-              </w:rPr>
-              <w:t>0.820</w:t>
-            </w:r>
-          </w:p>
-        </w:tc>
-        <w:tc>
-          <w:tcPr>
-            <w:tcW w:w="1040" w:type="dxa"/>
-            <w:tcMar>
-              <w:top w:w="20" w:type="dxa"/>
-              <w:left w:w="40" w:type="dxa"/>
-              <w:bottom w:w="20" w:type="dxa"/>
-              <w:right w:w="40" w:type="dxa"/>
-            </w:tcMar>
-          </w:tcPr>
-          <w:p>
-            <w:pPr>
-              <w:spacing w:line="200" w:lineRule="auto"/>
-              <w:jc w:val="center"/>
-            </w:pPr>
-            <w:r>
-              <w:rPr>
-                <w:rFonts w:eastAsia="Times New Roman"/>
-                <w:sz w:val="14"/>
-                <w:szCs w:val="14"/>
-              </w:rPr>
-              <w:t>+0.030</w:t>
+            <w:tcW w:type="dxa" w:w="1770"/>
+            <w:vMerge/>
+          </w:tcPr>
+          <w:p/>
+        </w:tc>
+        <w:tc>
+          <w:tcPr>
+            <w:tcW w:type="dxa" w:w="1770"/>
+            <w:vMerge/>
+          </w:tcPr>
+          <w:p/>
+        </w:tc>
+        <w:tc>
+          <w:tcPr>
+            <w:tcW w:type="dxa" w:w="670"/>
+          </w:tcPr>
+          <w:p>
+            <w:r>
+              <w:rPr>
+                <w:b/>
+                <w:sz w:val="14"/>
+              </w:rPr>
+              <w:t>Claude</w:t>
+            </w:r>
+          </w:p>
+        </w:tc>
+        <w:tc>
+          <w:tcPr>
+            <w:tcW w:type="dxa" w:w="670"/>
+          </w:tcPr>
+          <w:p>
+            <w:r>
+              <w:rPr>
+                <w:b/>
+                <w:sz w:val="14"/>
+              </w:rPr>
+              <w:t>Gemma</w:t>
+            </w:r>
+          </w:p>
+        </w:tc>
+        <w:tc>
+          <w:tcPr>
+            <w:tcW w:type="dxa" w:w="670"/>
+          </w:tcPr>
+          <w:p>
+            <w:r>
+              <w:rPr>
+                <w:b/>
+                <w:sz w:val="14"/>
+              </w:rPr>
+              <w:t>Claude</w:t>
+            </w:r>
+          </w:p>
+        </w:tc>
+        <w:tc>
+          <w:tcPr>
+            <w:tcW w:type="dxa" w:w="670"/>
+          </w:tcPr>
+          <w:p>
+            <w:r>
+              <w:rPr>
+                <w:b/>
+                <w:sz w:val="14"/>
+              </w:rPr>
+              <w:t>Gemma</w:t>
             </w:r>
           </w:p>
         </w:tc>
@@ -2593,116 +1648,85 @@
       <w:tr>
         <w:tc>
           <w:tcPr>
-            <w:tcW w:w="820" w:type="dxa"/>
-            <w:tcMar>
-              <w:top w:w="20" w:type="dxa"/>
-              <w:left w:w="40" w:type="dxa"/>
-              <w:bottom w:w="20" w:type="dxa"/>
-              <w:right w:w="40" w:type="dxa"/>
-            </w:tcMar>
-          </w:tcPr>
-          <w:p>
-            <w:pPr>
-              <w:spacing w:line="200" w:lineRule="auto"/>
-            </w:pPr>
-          </w:p>
-        </w:tc>
-        <w:tc>
-          <w:tcPr>
-            <w:tcW w:w="1500" w:type="dxa"/>
-            <w:tcMar>
-              <w:top w:w="20" w:type="dxa"/>
-              <w:left w:w="40" w:type="dxa"/>
-              <w:bottom w:w="20" w:type="dxa"/>
-              <w:right w:w="40" w:type="dxa"/>
-            </w:tcMar>
-          </w:tcPr>
-          <w:p>
-            <w:pPr>
-              <w:spacing w:line="200" w:lineRule="auto"/>
-            </w:pPr>
-            <w:r>
-              <w:rPr>
-                <w:rFonts w:eastAsia="Times New Roman"/>
-                <w:sz w:val="14"/>
-                <w:szCs w:val="14"/>
-              </w:rPr>
-              <w:t>Recall@5</w:t>
-            </w:r>
-          </w:p>
-        </w:tc>
-        <w:tc>
-          <w:tcPr>
-            <w:tcW w:w="820" w:type="dxa"/>
-            <w:tcMar>
-              <w:top w:w="20" w:type="dxa"/>
-              <w:left w:w="40" w:type="dxa"/>
-              <w:bottom w:w="20" w:type="dxa"/>
-              <w:right w:w="40" w:type="dxa"/>
-            </w:tcMar>
-          </w:tcPr>
-          <w:p>
-            <w:pPr>
-              <w:spacing w:line="200" w:lineRule="auto"/>
-              <w:jc w:val="center"/>
-            </w:pPr>
-            <w:r>
-              <w:rPr>
-                <w:rFonts w:eastAsia="Times New Roman"/>
-                <w:sz w:val="14"/>
-                <w:szCs w:val="14"/>
-              </w:rPr>
-              <w:t>0.746</w:t>
-            </w:r>
-          </w:p>
-        </w:tc>
-        <w:tc>
-          <w:tcPr>
-            <w:tcW w:w="820" w:type="dxa"/>
-            <w:tcMar>
-              <w:top w:w="20" w:type="dxa"/>
-              <w:left w:w="40" w:type="dxa"/>
-              <w:bottom w:w="20" w:type="dxa"/>
-              <w:right w:w="40" w:type="dxa"/>
-            </w:tcMar>
-          </w:tcPr>
-          <w:p>
-            <w:pPr>
-              <w:spacing w:line="200" w:lineRule="auto"/>
-              <w:jc w:val="center"/>
-            </w:pPr>
-            <w:r>
-              <w:rPr>
-                <w:rFonts w:eastAsia="Times New Roman"/>
-                <w:sz w:val="14"/>
-                <w:szCs w:val="14"/>
-              </w:rPr>
-              <w:t>0.761</w:t>
-            </w:r>
-          </w:p>
-        </w:tc>
-        <w:tc>
-          <w:tcPr>
-            <w:tcW w:w="1040" w:type="dxa"/>
-            <w:tcMar>
-              <w:top w:w="20" w:type="dxa"/>
-              <w:left w:w="40" w:type="dxa"/>
-              <w:bottom w:w="20" w:type="dxa"/>
-              <w:right w:w="40" w:type="dxa"/>
-            </w:tcMar>
-          </w:tcPr>
-          <w:p>
-            <w:pPr>
-              <w:spacing w:line="200" w:lineRule="auto"/>
-              <w:jc w:val="center"/>
-            </w:pPr>
-            <w:r>
-              <w:rPr>
-                <w:rFonts w:eastAsia="Times New Roman"/>
-                <w:sz w:val="14"/>
-                <w:szCs w:val="14"/>
-              </w:rPr>
-              <w:t>+0.015</w:t>
+            <w:tcW w:type="dxa" w:w="820"/>
+          </w:tcPr>
+          <w:p>
+            <w:r>
+              <w:rPr>
+                <w:b w:val="0"/>
+                <w:sz w:val="14"/>
+              </w:rPr>
+              <w:t>Retrieval</w:t>
+            </w:r>
+          </w:p>
+        </w:tc>
+        <w:tc>
+          <w:tcPr>
+            <w:tcW w:type="dxa" w:w="1500"/>
+          </w:tcPr>
+          <w:p>
+            <w:r>
+              <w:rPr>
+                <w:b w:val="0"/>
+                <w:sz w:val="14"/>
+              </w:rPr>
+              <w:t>Hit Rate</w:t>
+            </w:r>
+          </w:p>
+        </w:tc>
+        <w:tc>
+          <w:tcPr>
+            <w:tcW w:type="dxa" w:w="670"/>
+          </w:tcPr>
+          <w:p>
+            <w:r>
+              <w:rPr>
+                <w:b w:val="0"/>
+                <w:sz w:val="14"/>
+              </w:rPr>
+              <w:t>0.960</w:t>
+            </w:r>
+          </w:p>
+        </w:tc>
+        <w:tc>
+          <w:tcPr>
+            <w:tcW w:type="dxa" w:w="670"/>
+          </w:tcPr>
+          <w:p>
+            <w:r>
+              <w:rPr>
+                <w:b w:val="0"/>
+                <w:sz w:val="14"/>
+              </w:rPr>
+              <w:t>0.950</w:t>
+            </w:r>
+          </w:p>
+        </w:tc>
+        <w:tc>
+          <w:tcPr>
+            <w:tcW w:type="dxa" w:w="670"/>
+          </w:tcPr>
+          <w:p>
+            <w:r>
+              <w:rPr>
+                <w:b w:val="0"/>
+                <w:sz w:val="14"/>
+              </w:rPr>
+              <w:t>0.810</w:t>
+            </w:r>
+          </w:p>
+        </w:tc>
+        <w:tc>
+          <w:tcPr>
+            <w:tcW w:type="dxa" w:w="670"/>
+          </w:tcPr>
+          <w:p>
+            <w:r>
+              <w:rPr>
+                <w:b w:val="0"/>
+                <w:sz w:val="14"/>
+              </w:rPr>
+              <w:t>0.810</w:t>
             </w:r>
           </w:p>
         </w:tc>
@@ -2710,131 +1734,84 @@
       <w:tr>
         <w:tc>
           <w:tcPr>
-            <w:tcW w:w="820" w:type="dxa"/>
-            <w:tcBorders>
-              <w:bottom w:val="single" w:sz="1" w:space="0" w:color="000000"/>
-            </w:tcBorders>
-            <w:tcMar>
-              <w:top w:w="20" w:type="dxa"/>
-              <w:left w:w="40" w:type="dxa"/>
-              <w:bottom w:w="20" w:type="dxa"/>
-              <w:right w:w="40" w:type="dxa"/>
-            </w:tcMar>
-          </w:tcPr>
-          <w:p>
-            <w:pPr>
-              <w:spacing w:line="200" w:lineRule="auto"/>
-            </w:pPr>
-          </w:p>
-        </w:tc>
-        <w:tc>
-          <w:tcPr>
-            <w:tcW w:w="1500" w:type="dxa"/>
-            <w:tcBorders>
-              <w:bottom w:val="single" w:sz="1" w:space="0" w:color="000000"/>
-            </w:tcBorders>
-            <w:tcMar>
-              <w:top w:w="20" w:type="dxa"/>
-              <w:left w:w="40" w:type="dxa"/>
-              <w:bottom w:w="20" w:type="dxa"/>
-              <w:right w:w="40" w:type="dxa"/>
-            </w:tcMar>
-          </w:tcPr>
-          <w:p>
-            <w:pPr>
-              <w:spacing w:line="200" w:lineRule="auto"/>
-            </w:pPr>
-            <w:r>
-              <w:rPr>
-                <w:rFonts w:eastAsia="Times New Roman"/>
-                <w:sz w:val="14"/>
-                <w:szCs w:val="14"/>
-              </w:rPr>
-              <w:t>MRR</w:t>
-            </w:r>
-          </w:p>
-        </w:tc>
-        <w:tc>
-          <w:tcPr>
-            <w:tcW w:w="820" w:type="dxa"/>
-            <w:tcBorders>
-              <w:bottom w:val="single" w:sz="1" w:space="0" w:color="000000"/>
-            </w:tcBorders>
-            <w:tcMar>
-              <w:top w:w="20" w:type="dxa"/>
-              <w:left w:w="40" w:type="dxa"/>
-              <w:bottom w:w="20" w:type="dxa"/>
-              <w:right w:w="40" w:type="dxa"/>
-            </w:tcMar>
-          </w:tcPr>
-          <w:p>
-            <w:pPr>
-              <w:spacing w:line="200" w:lineRule="auto"/>
-              <w:jc w:val="center"/>
-            </w:pPr>
-            <w:r>
-              <w:rPr>
-                <w:rFonts w:eastAsia="Times New Roman"/>
-                <w:sz w:val="14"/>
-                <w:szCs w:val="14"/>
-              </w:rPr>
-              <w:t>0.753</w:t>
-            </w:r>
-          </w:p>
-        </w:tc>
-        <w:tc>
-          <w:tcPr>
-            <w:tcW w:w="820" w:type="dxa"/>
-            <w:tcBorders>
-              <w:bottom w:val="single" w:sz="1" w:space="0" w:color="000000"/>
-            </w:tcBorders>
-            <w:tcMar>
-              <w:top w:w="20" w:type="dxa"/>
-              <w:left w:w="40" w:type="dxa"/>
-              <w:bottom w:w="20" w:type="dxa"/>
-              <w:right w:w="40" w:type="dxa"/>
-            </w:tcMar>
-          </w:tcPr>
-          <w:p>
-            <w:pPr>
-              <w:spacing w:line="200" w:lineRule="auto"/>
-              <w:jc w:val="center"/>
-            </w:pPr>
-            <w:r>
-              <w:rPr>
-                <w:rFonts w:eastAsia="Times New Roman"/>
-                <w:sz w:val="14"/>
-                <w:szCs w:val="14"/>
-              </w:rPr>
-              <w:t>0.782</w:t>
-            </w:r>
-          </w:p>
-        </w:tc>
-        <w:tc>
-          <w:tcPr>
-            <w:tcW w:w="1040" w:type="dxa"/>
-            <w:tcBorders>
-              <w:bottom w:val="single" w:sz="1" w:space="0" w:color="000000"/>
-            </w:tcBorders>
-            <w:tcMar>
-              <w:top w:w="20" w:type="dxa"/>
-              <w:left w:w="40" w:type="dxa"/>
-              <w:bottom w:w="20" w:type="dxa"/>
-              <w:right w:w="40" w:type="dxa"/>
-            </w:tcMar>
-          </w:tcPr>
-          <w:p>
-            <w:pPr>
-              <w:spacing w:line="200" w:lineRule="auto"/>
-              <w:jc w:val="center"/>
-            </w:pPr>
-            <w:r>
-              <w:rPr>
-                <w:rFonts w:eastAsia="Times New Roman"/>
-                <w:sz w:val="14"/>
-                <w:szCs w:val="14"/>
-              </w:rPr>
-              <w:t>+0.029</w:t>
+            <w:tcW w:type="dxa" w:w="820"/>
+          </w:tcPr>
+          <w:p>
+            <w:r>
+              <w:rPr>
+                <w:b w:val="0"/>
+                <w:sz w:val="14"/>
+              </w:rPr>
+            </w:r>
+          </w:p>
+        </w:tc>
+        <w:tc>
+          <w:tcPr>
+            <w:tcW w:type="dxa" w:w="1500"/>
+          </w:tcPr>
+          <w:p>
+            <w:r>
+              <w:rPr>
+                <w:b w:val="0"/>
+                <w:sz w:val="14"/>
+              </w:rPr>
+              <w:t>Recall@5</w:t>
+            </w:r>
+          </w:p>
+        </w:tc>
+        <w:tc>
+          <w:tcPr>
+            <w:tcW w:type="dxa" w:w="670"/>
+          </w:tcPr>
+          <w:p>
+            <w:r>
+              <w:rPr>
+                <w:b w:val="0"/>
+                <w:sz w:val="14"/>
+              </w:rPr>
+              <w:t>0.886</w:t>
+            </w:r>
+          </w:p>
+        </w:tc>
+        <w:tc>
+          <w:tcPr>
+            <w:tcW w:type="dxa" w:w="670"/>
+          </w:tcPr>
+          <w:p>
+            <w:r>
+              <w:rPr>
+                <w:b w:val="0"/>
+                <w:sz w:val="14"/>
+              </w:rPr>
+              <w:t>0.889</w:t>
+            </w:r>
+          </w:p>
+        </w:tc>
+        <w:tc>
+          <w:tcPr>
+            <w:tcW w:type="dxa" w:w="670"/>
+          </w:tcPr>
+          <w:p>
+            <w:r>
+              <w:rPr>
+                <w:b w:val="0"/>
+                <w:sz w:val="14"/>
+              </w:rPr>
+              <w:t>0.758</w:t>
+            </w:r>
+          </w:p>
+        </w:tc>
+        <w:tc>
+          <w:tcPr>
+            <w:tcW w:type="dxa" w:w="670"/>
+          </w:tcPr>
+          <w:p>
+            <w:r>
+              <w:rPr>
+                <w:b w:val="0"/>
+                <w:sz w:val="14"/>
+              </w:rPr>
+              <w:t>0.758</w:t>
             </w:r>
           </w:p>
         </w:tc>
@@ -2842,126 +1819,84 @@
       <w:tr>
         <w:tc>
           <w:tcPr>
-            <w:tcW w:w="820" w:type="dxa"/>
-            <w:tcMar>
-              <w:top w:w="20" w:type="dxa"/>
-              <w:left w:w="40" w:type="dxa"/>
-              <w:bottom w:w="20" w:type="dxa"/>
-              <w:right w:w="40" w:type="dxa"/>
-            </w:tcMar>
-          </w:tcPr>
-          <w:p>
-            <w:pPr>
-              <w:spacing w:line="200" w:lineRule="auto"/>
-            </w:pPr>
-            <w:r>
-              <w:rPr>
-                <w:rFonts w:eastAsia="Times New Roman"/>
-                <w:i/>
-                <w:iCs/>
-                <w:sz w:val="14"/>
-                <w:szCs w:val="14"/>
-              </w:rPr>
-              <w:t>Generation</w:t>
-            </w:r>
-          </w:p>
-        </w:tc>
-        <w:tc>
-          <w:tcPr>
-            <w:tcW w:w="1500" w:type="dxa"/>
-            <w:tcMar>
-              <w:top w:w="20" w:type="dxa"/>
-              <w:left w:w="40" w:type="dxa"/>
-              <w:bottom w:w="20" w:type="dxa"/>
-              <w:right w:w="40" w:type="dxa"/>
-            </w:tcMar>
-          </w:tcPr>
-          <w:p>
-            <w:pPr>
-              <w:spacing w:line="200" w:lineRule="auto"/>
-            </w:pPr>
-            <w:r>
-              <w:rPr>
-                <w:rFonts w:eastAsia="Times New Roman"/>
-                <w:sz w:val="14"/>
-                <w:szCs w:val="14"/>
-              </w:rPr>
-              <w:t>Faithfulness</w:t>
-            </w:r>
-          </w:p>
-        </w:tc>
-        <w:tc>
-          <w:tcPr>
-            <w:tcW w:w="820" w:type="dxa"/>
-            <w:tcMar>
-              <w:top w:w="20" w:type="dxa"/>
-              <w:left w:w="40" w:type="dxa"/>
-              <w:bottom w:w="20" w:type="dxa"/>
-              <w:right w:w="40" w:type="dxa"/>
-            </w:tcMar>
-          </w:tcPr>
-          <w:p>
-            <w:pPr>
-              <w:spacing w:line="200" w:lineRule="auto"/>
-              <w:jc w:val="center"/>
-            </w:pPr>
-            <w:r>
-              <w:rPr>
-                <w:rFonts w:eastAsia="Times New Roman"/>
-                <w:sz w:val="14"/>
-                <w:szCs w:val="14"/>
-              </w:rPr>
-              <w:t>0.887</w:t>
-            </w:r>
-          </w:p>
-        </w:tc>
-        <w:tc>
-          <w:tcPr>
-            <w:tcW w:w="820" w:type="dxa"/>
-            <w:tcMar>
-              <w:top w:w="20" w:type="dxa"/>
-              <w:left w:w="40" w:type="dxa"/>
-              <w:bottom w:w="20" w:type="dxa"/>
-              <w:right w:w="40" w:type="dxa"/>
-            </w:tcMar>
-          </w:tcPr>
-          <w:p>
-            <w:pPr>
-              <w:spacing w:line="200" w:lineRule="auto"/>
-              <w:jc w:val="center"/>
-            </w:pPr>
-            <w:r>
-              <w:rPr>
-                <w:rFonts w:eastAsia="Times New Roman"/>
-                <w:sz w:val="14"/>
-                <w:szCs w:val="14"/>
-              </w:rPr>
-              <w:t>0.849</w:t>
-            </w:r>
-          </w:p>
-        </w:tc>
-        <w:tc>
-          <w:tcPr>
-            <w:tcW w:w="1040" w:type="dxa"/>
-            <w:tcMar>
-              <w:top w:w="20" w:type="dxa"/>
-              <w:left w:w="40" w:type="dxa"/>
-              <w:bottom w:w="20" w:type="dxa"/>
-              <w:right w:w="40" w:type="dxa"/>
-            </w:tcMar>
-          </w:tcPr>
-          <w:p>
-            <w:pPr>
-              <w:spacing w:line="200" w:lineRule="auto"/>
-              <w:jc w:val="center"/>
-            </w:pPr>
-            <w:r>
-              <w:rPr>
-                <w:rFonts w:eastAsia="Times New Roman"/>
-                <w:sz w:val="14"/>
-                <w:szCs w:val="14"/>
-              </w:rPr>
-              <w:t>−0.039</w:t>
+            <w:tcW w:type="dxa" w:w="820"/>
+          </w:tcPr>
+          <w:p>
+            <w:r>
+              <w:rPr>
+                <w:b w:val="0"/>
+                <w:sz w:val="14"/>
+              </w:rPr>
+            </w:r>
+          </w:p>
+        </w:tc>
+        <w:tc>
+          <w:tcPr>
+            <w:tcW w:type="dxa" w:w="1500"/>
+          </w:tcPr>
+          <w:p>
+            <w:r>
+              <w:rPr>
+                <w:b w:val="0"/>
+                <w:sz w:val="14"/>
+              </w:rPr>
+              <w:t>MRR</w:t>
+            </w:r>
+          </w:p>
+        </w:tc>
+        <w:tc>
+          <w:tcPr>
+            <w:tcW w:type="dxa" w:w="670"/>
+          </w:tcPr>
+          <w:p>
+            <w:r>
+              <w:rPr>
+                <w:b w:val="0"/>
+                <w:sz w:val="14"/>
+              </w:rPr>
+              <w:t>0.805</w:t>
+            </w:r>
+          </w:p>
+        </w:tc>
+        <w:tc>
+          <w:tcPr>
+            <w:tcW w:type="dxa" w:w="670"/>
+          </w:tcPr>
+          <w:p>
+            <w:r>
+              <w:rPr>
+                <w:b w:val="0"/>
+                <w:sz w:val="14"/>
+              </w:rPr>
+              <w:t>0.802</w:t>
+            </w:r>
+          </w:p>
+        </w:tc>
+        <w:tc>
+          <w:tcPr>
+            <w:tcW w:type="dxa" w:w="670"/>
+          </w:tcPr>
+          <w:p>
+            <w:r>
+              <w:rPr>
+                <w:b w:val="0"/>
+                <w:sz w:val="14"/>
+              </w:rPr>
+              <w:t>0.647</w:t>
+            </w:r>
+          </w:p>
+        </w:tc>
+        <w:tc>
+          <w:tcPr>
+            <w:tcW w:type="dxa" w:w="670"/>
+          </w:tcPr>
+          <w:p>
+            <w:r>
+              <w:rPr>
+                <w:b w:val="0"/>
+                <w:sz w:val="14"/>
+              </w:rPr>
+              <w:t>0.647</w:t>
             </w:r>
           </w:p>
         </w:tc>
@@ -2969,116 +1904,85 @@
       <w:tr>
         <w:tc>
           <w:tcPr>
-            <w:tcW w:w="820" w:type="dxa"/>
-            <w:tcMar>
-              <w:top w:w="20" w:type="dxa"/>
-              <w:left w:w="40" w:type="dxa"/>
-              <w:bottom w:w="20" w:type="dxa"/>
-              <w:right w:w="40" w:type="dxa"/>
-            </w:tcMar>
-          </w:tcPr>
-          <w:p>
-            <w:pPr>
-              <w:spacing w:line="200" w:lineRule="auto"/>
-            </w:pPr>
-          </w:p>
-        </w:tc>
-        <w:tc>
-          <w:tcPr>
-            <w:tcW w:w="1500" w:type="dxa"/>
-            <w:tcMar>
-              <w:top w:w="20" w:type="dxa"/>
-              <w:left w:w="40" w:type="dxa"/>
-              <w:bottom w:w="20" w:type="dxa"/>
-              <w:right w:w="40" w:type="dxa"/>
-            </w:tcMar>
-          </w:tcPr>
-          <w:p>
-            <w:pPr>
-              <w:spacing w:line="200" w:lineRule="auto"/>
-            </w:pPr>
-            <w:r>
-              <w:rPr>
-                <w:rFonts w:eastAsia="Times New Roman"/>
-                <w:sz w:val="14"/>
-                <w:szCs w:val="14"/>
-              </w:rPr>
-              <w:t>Relevancy</w:t>
-            </w:r>
-          </w:p>
-        </w:tc>
-        <w:tc>
-          <w:tcPr>
-            <w:tcW w:w="820" w:type="dxa"/>
-            <w:tcMar>
-              <w:top w:w="20" w:type="dxa"/>
-              <w:left w:w="40" w:type="dxa"/>
-              <w:bottom w:w="20" w:type="dxa"/>
-              <w:right w:w="40" w:type="dxa"/>
-            </w:tcMar>
-          </w:tcPr>
-          <w:p>
-            <w:pPr>
-              <w:spacing w:line="200" w:lineRule="auto"/>
-              <w:jc w:val="center"/>
-            </w:pPr>
-            <w:r>
-              <w:rPr>
-                <w:rFonts w:eastAsia="Times New Roman"/>
-                <w:sz w:val="14"/>
-                <w:szCs w:val="14"/>
-              </w:rPr>
-              <w:t>0.592</w:t>
-            </w:r>
-          </w:p>
-        </w:tc>
-        <w:tc>
-          <w:tcPr>
-            <w:tcW w:w="820" w:type="dxa"/>
-            <w:tcMar>
-              <w:top w:w="20" w:type="dxa"/>
-              <w:left w:w="40" w:type="dxa"/>
-              <w:bottom w:w="20" w:type="dxa"/>
-              <w:right w:w="40" w:type="dxa"/>
-            </w:tcMar>
-          </w:tcPr>
-          <w:p>
-            <w:pPr>
-              <w:spacing w:line="200" w:lineRule="auto"/>
-              <w:jc w:val="center"/>
-            </w:pPr>
-            <w:r>
-              <w:rPr>
-                <w:rFonts w:eastAsia="Times New Roman"/>
-                <w:sz w:val="14"/>
-                <w:szCs w:val="14"/>
-              </w:rPr>
-              <w:t>0.658</w:t>
-            </w:r>
-          </w:p>
-        </w:tc>
-        <w:tc>
-          <w:tcPr>
-            <w:tcW w:w="1040" w:type="dxa"/>
-            <w:tcMar>
-              <w:top w:w="20" w:type="dxa"/>
-              <w:left w:w="40" w:type="dxa"/>
-              <w:bottom w:w="20" w:type="dxa"/>
-              <w:right w:w="40" w:type="dxa"/>
-            </w:tcMar>
-          </w:tcPr>
-          <w:p>
-            <w:pPr>
-              <w:spacing w:line="200" w:lineRule="auto"/>
-              <w:jc w:val="center"/>
-            </w:pPr>
-            <w:r>
-              <w:rPr>
-                <w:rFonts w:eastAsia="Times New Roman"/>
-                <w:sz w:val="14"/>
-                <w:szCs w:val="14"/>
-              </w:rPr>
-              <w:t>+0.066</w:t>
+            <w:tcW w:type="dxa" w:w="820"/>
+          </w:tcPr>
+          <w:p>
+            <w:r>
+              <w:rPr>
+                <w:b w:val="0"/>
+                <w:sz w:val="14"/>
+              </w:rPr>
+              <w:t>Generation</w:t>
+            </w:r>
+          </w:p>
+        </w:tc>
+        <w:tc>
+          <w:tcPr>
+            <w:tcW w:type="dxa" w:w="1500"/>
+          </w:tcPr>
+          <w:p>
+            <w:r>
+              <w:rPr>
+                <w:b w:val="0"/>
+                <w:sz w:val="14"/>
+              </w:rPr>
+              <w:t>Faithfulness</w:t>
+            </w:r>
+          </w:p>
+        </w:tc>
+        <w:tc>
+          <w:tcPr>
+            <w:tcW w:type="dxa" w:w="670"/>
+          </w:tcPr>
+          <w:p>
+            <w:r>
+              <w:rPr>
+                <w:b w:val="0"/>
+                <w:sz w:val="14"/>
+              </w:rPr>
+              <w:t>0.957</w:t>
+            </w:r>
+          </w:p>
+        </w:tc>
+        <w:tc>
+          <w:tcPr>
+            <w:tcW w:type="dxa" w:w="670"/>
+          </w:tcPr>
+          <w:p>
+            <w:r>
+              <w:rPr>
+                <w:b w:val="0"/>
+                <w:sz w:val="14"/>
+              </w:rPr>
+              <w:t>0.951</w:t>
+            </w:r>
+          </w:p>
+        </w:tc>
+        <w:tc>
+          <w:tcPr>
+            <w:tcW w:type="dxa" w:w="670"/>
+          </w:tcPr>
+          <w:p>
+            <w:r>
+              <w:rPr>
+                <w:b w:val="0"/>
+                <w:sz w:val="14"/>
+              </w:rPr>
+              <w:t>0.899</w:t>
+            </w:r>
+          </w:p>
+        </w:tc>
+        <w:tc>
+          <w:tcPr>
+            <w:tcW w:type="dxa" w:w="670"/>
+          </w:tcPr>
+          <w:p>
+            <w:r>
+              <w:rPr>
+                <w:b w:val="0"/>
+                <w:sz w:val="14"/>
+              </w:rPr>
+              <w:t>0.903</w:t>
             </w:r>
           </w:p>
         </w:tc>
@@ -3086,116 +1990,84 @@
       <w:tr>
         <w:tc>
           <w:tcPr>
-            <w:tcW w:w="820" w:type="dxa"/>
-            <w:tcMar>
-              <w:top w:w="20" w:type="dxa"/>
-              <w:left w:w="40" w:type="dxa"/>
-              <w:bottom w:w="20" w:type="dxa"/>
-              <w:right w:w="40" w:type="dxa"/>
-            </w:tcMar>
-          </w:tcPr>
-          <w:p>
-            <w:pPr>
-              <w:spacing w:line="200" w:lineRule="auto"/>
-            </w:pPr>
-          </w:p>
-        </w:tc>
-        <w:tc>
-          <w:tcPr>
-            <w:tcW w:w="1500" w:type="dxa"/>
-            <w:tcMar>
-              <w:top w:w="20" w:type="dxa"/>
-              <w:left w:w="40" w:type="dxa"/>
-              <w:bottom w:w="20" w:type="dxa"/>
-              <w:right w:w="40" w:type="dxa"/>
-            </w:tcMar>
-          </w:tcPr>
-          <w:p>
-            <w:pPr>
-              <w:spacing w:line="200" w:lineRule="auto"/>
-            </w:pPr>
-            <w:r>
-              <w:rPr>
-                <w:rFonts w:eastAsia="Times New Roman"/>
-                <w:sz w:val="14"/>
-                <w:szCs w:val="14"/>
-              </w:rPr>
-              <w:t>Context Recall</w:t>
-            </w:r>
-          </w:p>
-        </w:tc>
-        <w:tc>
-          <w:tcPr>
-            <w:tcW w:w="820" w:type="dxa"/>
-            <w:tcMar>
-              <w:top w:w="20" w:type="dxa"/>
-              <w:left w:w="40" w:type="dxa"/>
-              <w:bottom w:w="20" w:type="dxa"/>
-              <w:right w:w="40" w:type="dxa"/>
-            </w:tcMar>
-          </w:tcPr>
-          <w:p>
-            <w:pPr>
-              <w:spacing w:line="200" w:lineRule="auto"/>
-              <w:jc w:val="center"/>
-            </w:pPr>
-            <w:r>
-              <w:rPr>
-                <w:rFonts w:eastAsia="Times New Roman"/>
-                <w:sz w:val="14"/>
-                <w:szCs w:val="14"/>
-              </w:rPr>
-              <w:t>0.678</w:t>
-            </w:r>
-          </w:p>
-        </w:tc>
-        <w:tc>
-          <w:tcPr>
-            <w:tcW w:w="820" w:type="dxa"/>
-            <w:tcMar>
-              <w:top w:w="20" w:type="dxa"/>
-              <w:left w:w="40" w:type="dxa"/>
-              <w:bottom w:w="20" w:type="dxa"/>
-              <w:right w:w="40" w:type="dxa"/>
-            </w:tcMar>
-          </w:tcPr>
-          <w:p>
-            <w:pPr>
-              <w:spacing w:line="200" w:lineRule="auto"/>
-              <w:jc w:val="center"/>
-            </w:pPr>
-            <w:r>
-              <w:rPr>
-                <w:rFonts w:eastAsia="Times New Roman"/>
-                <w:sz w:val="14"/>
-                <w:szCs w:val="14"/>
-              </w:rPr>
-              <w:t>0.712</w:t>
-            </w:r>
-          </w:p>
-        </w:tc>
-        <w:tc>
-          <w:tcPr>
-            <w:tcW w:w="1040" w:type="dxa"/>
-            <w:tcMar>
-              <w:top w:w="20" w:type="dxa"/>
-              <w:left w:w="40" w:type="dxa"/>
-              <w:bottom w:w="20" w:type="dxa"/>
-              <w:right w:w="40" w:type="dxa"/>
-            </w:tcMar>
-          </w:tcPr>
-          <w:p>
-            <w:pPr>
-              <w:spacing w:line="200" w:lineRule="auto"/>
-              <w:jc w:val="center"/>
-            </w:pPr>
-            <w:r>
-              <w:rPr>
-                <w:rFonts w:eastAsia="Times New Roman"/>
-                <w:sz w:val="14"/>
-                <w:szCs w:val="14"/>
-              </w:rPr>
-              <w:t>+0.034</w:t>
+            <w:tcW w:type="dxa" w:w="820"/>
+          </w:tcPr>
+          <w:p>
+            <w:r>
+              <w:rPr>
+                <w:b w:val="0"/>
+                <w:sz w:val="14"/>
+              </w:rPr>
+            </w:r>
+          </w:p>
+        </w:tc>
+        <w:tc>
+          <w:tcPr>
+            <w:tcW w:type="dxa" w:w="1500"/>
+          </w:tcPr>
+          <w:p>
+            <w:r>
+              <w:rPr>
+                <w:b w:val="0"/>
+                <w:sz w:val="14"/>
+              </w:rPr>
+              <w:t>Relevancy</w:t>
+            </w:r>
+          </w:p>
+        </w:tc>
+        <w:tc>
+          <w:tcPr>
+            <w:tcW w:type="dxa" w:w="670"/>
+          </w:tcPr>
+          <w:p>
+            <w:r>
+              <w:rPr>
+                <w:b w:val="0"/>
+                <w:sz w:val="14"/>
+              </w:rPr>
+              <w:t>0.815</w:t>
+            </w:r>
+          </w:p>
+        </w:tc>
+        <w:tc>
+          <w:tcPr>
+            <w:tcW w:type="dxa" w:w="670"/>
+          </w:tcPr>
+          <w:p>
+            <w:r>
+              <w:rPr>
+                <w:b w:val="0"/>
+                <w:sz w:val="14"/>
+              </w:rPr>
+              <w:t>0.893</w:t>
+            </w:r>
+          </w:p>
+        </w:tc>
+        <w:tc>
+          <w:tcPr>
+            <w:tcW w:type="dxa" w:w="670"/>
+          </w:tcPr>
+          <w:p>
+            <w:r>
+              <w:rPr>
+                <w:b w:val="0"/>
+                <w:sz w:val="14"/>
+              </w:rPr>
+              <w:t>0.709</w:t>
+            </w:r>
+          </w:p>
+        </w:tc>
+        <w:tc>
+          <w:tcPr>
+            <w:tcW w:type="dxa" w:w="670"/>
+          </w:tcPr>
+          <w:p>
+            <w:r>
+              <w:rPr>
+                <w:b w:val="0"/>
+                <w:sz w:val="14"/>
+              </w:rPr>
+              <w:t>0.774</w:t>
             </w:r>
           </w:p>
         </w:tc>
@@ -3203,141 +2075,169 @@
       <w:tr>
         <w:tc>
           <w:tcPr>
-            <w:tcW w:w="820" w:type="dxa"/>
-            <w:tcBorders>
-              <w:bottom w:val="single" w:sz="1" w:space="0" w:color="000000"/>
-            </w:tcBorders>
-            <w:tcMar>
-              <w:top w:w="20" w:type="dxa"/>
-              <w:left w:w="40" w:type="dxa"/>
-              <w:bottom w:w="20" w:type="dxa"/>
-              <w:right w:w="40" w:type="dxa"/>
-            </w:tcMar>
-          </w:tcPr>
-          <w:p>
-            <w:pPr>
-              <w:spacing w:line="200" w:lineRule="auto"/>
-            </w:pPr>
-            <w:r>
-              <w:rPr>
-                <w:rFonts w:eastAsia="Times New Roman"/>
-                <w:i/>
-                <w:iCs/>
-                <w:sz w:val="14"/>
-                <w:szCs w:val="14"/>
-              </w:rPr>
-              <w:t>Semantic</w:t>
-            </w:r>
-          </w:p>
-        </w:tc>
-        <w:tc>
-          <w:tcPr>
-            <w:tcW w:w="1500" w:type="dxa"/>
-            <w:tcBorders>
-              <w:bottom w:val="single" w:sz="1" w:space="0" w:color="000000"/>
-            </w:tcBorders>
-            <w:tcMar>
-              <w:top w:w="20" w:type="dxa"/>
-              <w:left w:w="40" w:type="dxa"/>
-              <w:bottom w:w="20" w:type="dxa"/>
-              <w:right w:w="40" w:type="dxa"/>
-            </w:tcMar>
-          </w:tcPr>
-          <w:p>
-            <w:pPr>
-              <w:spacing w:line="200" w:lineRule="auto"/>
-            </w:pPr>
-            <w:r>
-              <w:rPr>
-                <w:rFonts w:eastAsia="Times New Roman"/>
-                <w:sz w:val="14"/>
-                <w:szCs w:val="14"/>
-              </w:rPr>
-              <w:t>Similarity</w:t>
-            </w:r>
-          </w:p>
-        </w:tc>
-        <w:tc>
-          <w:tcPr>
-            <w:tcW w:w="820" w:type="dxa"/>
-            <w:tcBorders>
-              <w:bottom w:val="single" w:sz="1" w:space="0" w:color="000000"/>
-            </w:tcBorders>
-            <w:tcMar>
-              <w:top w:w="20" w:type="dxa"/>
-              <w:left w:w="40" w:type="dxa"/>
-              <w:bottom w:w="20" w:type="dxa"/>
-              <w:right w:w="40" w:type="dxa"/>
-            </w:tcMar>
-          </w:tcPr>
-          <w:p>
-            <w:pPr>
-              <w:spacing w:line="200" w:lineRule="auto"/>
-              <w:jc w:val="center"/>
-            </w:pPr>
-            <w:r>
-              <w:rPr>
-                <w:rFonts w:eastAsia="Times New Roman"/>
-                <w:sz w:val="14"/>
-                <w:szCs w:val="14"/>
-              </w:rPr>
-              <w:t>0.738</w:t>
-            </w:r>
-          </w:p>
-        </w:tc>
-        <w:tc>
-          <w:tcPr>
-            <w:tcW w:w="820" w:type="dxa"/>
-            <w:tcBorders>
-              <w:bottom w:val="single" w:sz="1" w:space="0" w:color="000000"/>
-            </w:tcBorders>
-            <w:tcMar>
-              <w:top w:w="20" w:type="dxa"/>
-              <w:left w:w="40" w:type="dxa"/>
-              <w:bottom w:w="20" w:type="dxa"/>
-              <w:right w:w="40" w:type="dxa"/>
-            </w:tcMar>
-          </w:tcPr>
-          <w:p>
-            <w:pPr>
-              <w:spacing w:line="200" w:lineRule="auto"/>
-              <w:jc w:val="center"/>
-            </w:pPr>
-            <w:r>
-              <w:rPr>
-                <w:rFonts w:eastAsia="Times New Roman"/>
-                <w:sz w:val="14"/>
-                <w:szCs w:val="14"/>
-              </w:rPr>
-              <w:t>0.729</w:t>
-            </w:r>
-          </w:p>
-        </w:tc>
-        <w:tc>
-          <w:tcPr>
-            <w:tcW w:w="1040" w:type="dxa"/>
-            <w:tcBorders>
-              <w:bottom w:val="single" w:sz="1" w:space="0" w:color="000000"/>
-            </w:tcBorders>
-            <w:tcMar>
-              <w:top w:w="20" w:type="dxa"/>
-              <w:left w:w="40" w:type="dxa"/>
-              <w:bottom w:w="20" w:type="dxa"/>
-              <w:right w:w="40" w:type="dxa"/>
-            </w:tcMar>
-          </w:tcPr>
-          <w:p>
-            <w:pPr>
-              <w:spacing w:line="200" w:lineRule="auto"/>
-              <w:jc w:val="center"/>
-            </w:pPr>
-            <w:r>
-              <w:rPr>
-                <w:rFonts w:eastAsia="Times New Roman"/>
-                <w:sz w:val="14"/>
-                <w:szCs w:val="14"/>
-              </w:rPr>
-              <w:t>−0.009</w:t>
+            <w:tcW w:type="dxa" w:w="820"/>
+          </w:tcPr>
+          <w:p>
+            <w:r>
+              <w:rPr>
+                <w:b w:val="0"/>
+                <w:sz w:val="14"/>
+              </w:rPr>
+            </w:r>
+          </w:p>
+        </w:tc>
+        <w:tc>
+          <w:tcPr>
+            <w:tcW w:type="dxa" w:w="1500"/>
+          </w:tcPr>
+          <w:p>
+            <w:r>
+              <w:rPr>
+                <w:b w:val="0"/>
+                <w:sz w:val="14"/>
+              </w:rPr>
+              <w:t>Context Recall</w:t>
+            </w:r>
+          </w:p>
+        </w:tc>
+        <w:tc>
+          <w:tcPr>
+            <w:tcW w:type="dxa" w:w="670"/>
+          </w:tcPr>
+          <w:p>
+            <w:r>
+              <w:rPr>
+                <w:b w:val="0"/>
+                <w:sz w:val="14"/>
+              </w:rPr>
+              <w:t>0.797</w:t>
+            </w:r>
+          </w:p>
+        </w:tc>
+        <w:tc>
+          <w:tcPr>
+            <w:tcW w:type="dxa" w:w="670"/>
+          </w:tcPr>
+          <w:p>
+            <w:r>
+              <w:rPr>
+                <w:b w:val="0"/>
+                <w:sz w:val="14"/>
+              </w:rPr>
+              <w:t>0.791</w:t>
+            </w:r>
+          </w:p>
+        </w:tc>
+        <w:tc>
+          <w:tcPr>
+            <w:tcW w:type="dxa" w:w="670"/>
+          </w:tcPr>
+          <w:p>
+            <w:r>
+              <w:rPr>
+                <w:b w:val="0"/>
+                <w:sz w:val="14"/>
+              </w:rPr>
+              <w:t>0.680</w:t>
+            </w:r>
+          </w:p>
+        </w:tc>
+        <w:tc>
+          <w:tcPr>
+            <w:tcW w:type="dxa" w:w="670"/>
+          </w:tcPr>
+          <w:p>
+            <w:r>
+              <w:rPr>
+                <w:b w:val="0"/>
+                <w:sz w:val="14"/>
+              </w:rPr>
+              <w:t>0.677</w:t>
+            </w:r>
+          </w:p>
+        </w:tc>
+      </w:tr>
+      <w:tr>
+        <w:tc>
+          <w:tcPr>
+            <w:tcW w:type="dxa" w:w="820"/>
+          </w:tcPr>
+          <w:p>
+            <w:r>
+              <w:rPr>
+                <w:b w:val="0"/>
+                <w:sz w:val="14"/>
+              </w:rPr>
+            </w:r>
+          </w:p>
+        </w:tc>
+        <w:tc>
+          <w:tcPr>
+            <w:tcW w:type="dxa" w:w="1500"/>
+          </w:tcPr>
+          <w:p>
+            <w:r>
+              <w:rPr>
+                <w:b w:val="0"/>
+                <w:sz w:val="14"/>
+              </w:rPr>
+              <w:t>Coverage</w:t>
+            </w:r>
+          </w:p>
+        </w:tc>
+        <w:tc>
+          <w:tcPr>
+            <w:tcW w:type="dxa" w:w="670"/>
+          </w:tcPr>
+          <w:p>
+            <w:r>
+              <w:rPr>
+                <w:b w:val="0"/>
+                <w:sz w:val="14"/>
+              </w:rPr>
+              <w:t>0.750</w:t>
+            </w:r>
+          </w:p>
+        </w:tc>
+        <w:tc>
+          <w:tcPr>
+            <w:tcW w:type="dxa" w:w="670"/>
+          </w:tcPr>
+          <w:p>
+            <w:r>
+              <w:rPr>
+                <w:b w:val="0"/>
+                <w:sz w:val="14"/>
+              </w:rPr>
+              <w:t>0.722</w:t>
+            </w:r>
+          </w:p>
+        </w:tc>
+        <w:tc>
+          <w:tcPr>
+            <w:tcW w:type="dxa" w:w="670"/>
+          </w:tcPr>
+          <w:p>
+            <w:r>
+              <w:rPr>
+                <w:b w:val="0"/>
+                <w:sz w:val="14"/>
+              </w:rPr>
+              <w:t>0.618</w:t>
+            </w:r>
+          </w:p>
+        </w:tc>
+        <w:tc>
+          <w:tcPr>
+            <w:tcW w:type="dxa" w:w="670"/>
+          </w:tcPr>
+          <w:p>
+            <w:r>
+              <w:rPr>
+                <w:b w:val="0"/>
+                <w:sz w:val="14"/>
+              </w:rPr>
+              <w:t>0.628</w:t>
             </w:r>
           </w:p>
         </w:tc>
@@ -3370,23 +2270,7 @@
           <w:sz w:val="16"/>
           <w:szCs w:val="16"/>
         </w:rPr>
-        <w:t>Answer Correctness by Question Type (</w:t>
-      </w:r>
-      <w:r>
-        <w:rPr>
-          <w:rFonts w:eastAsia="Times New Roman"/>
-          <w:sz w:val="16"/>
-          <w:szCs w:val="16"/>
-        </w:rPr>
-        <w:t>RAGAS</w:t>
-      </w:r>
-      <w:r>
-        <w:rPr>
-          <w:rFonts w:eastAsia="Times New Roman"/>
-          <w:sz w:val="16"/>
-          <w:szCs w:val="16"/>
-        </w:rPr>
-        <w:t>)</w:t>
+        <w:t>Answer Correctness by Question Type (Graph RAG)</w:t>
       </w:r>
     </w:p>
     <w:tbl>
@@ -3587,11 +2471,10 @@
             </w:pPr>
             <w:r>
               <w:rPr>
-                <w:rFonts w:eastAsia="Times New Roman"/>
-                <w:sz w:val="14"/>
-                <w:szCs w:val="14"/>
-              </w:rPr>
-              <w:t>0.841</w:t>
+                <w:b w:val="0"/>
+                <w:sz w:val="14"/>
+              </w:rPr>
+              <w:t>0.859</w:t>
             </w:r>
           </w:p>
         </w:tc>
@@ -3612,11 +2495,10 @@
             </w:pPr>
             <w:r>
               <w:rPr>
-                <w:rFonts w:eastAsia="Times New Roman"/>
-                <w:sz w:val="14"/>
-                <w:szCs w:val="14"/>
-              </w:rPr>
-              <w:t>0.886</w:t>
+                <w:b w:val="0"/>
+                <w:sz w:val="14"/>
+              </w:rPr>
+              <w:t>0.897</w:t>
             </w:r>
           </w:p>
         </w:tc>
@@ -3637,11 +2519,10 @@
             </w:pPr>
             <w:r>
               <w:rPr>
-                <w:rFonts w:eastAsia="Times New Roman"/>
-                <w:sz w:val="14"/>
-                <w:szCs w:val="14"/>
-              </w:rPr>
-              <w:t>+0.044</w:t>
+                <w:b w:val="0"/>
+                <w:sz w:val="14"/>
+              </w:rPr>
+              <w:t>+0.039</w:t>
             </w:r>
           </w:p>
         </w:tc>
@@ -3688,11 +2569,10 @@
             </w:pPr>
             <w:r>
               <w:rPr>
-                <w:rFonts w:eastAsia="Times New Roman"/>
-                <w:sz w:val="14"/>
-                <w:szCs w:val="14"/>
-              </w:rPr>
-              <w:t>0.657</w:t>
+                <w:b w:val="0"/>
+                <w:sz w:val="14"/>
+              </w:rPr>
+              <w:t>0.676</w:t>
             </w:r>
           </w:p>
         </w:tc>
@@ -3713,11 +2593,10 @@
             </w:pPr>
             <w:r>
               <w:rPr>
-                <w:rFonts w:eastAsia="Times New Roman"/>
-                <w:sz w:val="14"/>
-                <w:szCs w:val="14"/>
-              </w:rPr>
-              <w:t>0.622</w:t>
+                <w:b w:val="0"/>
+                <w:sz w:val="14"/>
+              </w:rPr>
+              <w:t>0.632</w:t>
             </w:r>
           </w:p>
         </w:tc>
@@ -3738,11 +2617,10 @@
             </w:pPr>
             <w:r>
               <w:rPr>
-                <w:rFonts w:eastAsia="Times New Roman"/>
-                <w:sz w:val="14"/>
-                <w:szCs w:val="14"/>
-              </w:rPr>
-              <w:t>−0.036</w:t>
+                <w:b w:val="0"/>
+                <w:sz w:val="14"/>
+              </w:rPr>
+              <w:t>−0.044</w:t>
             </w:r>
           </w:p>
         </w:tc>
@@ -3789,11 +2667,10 @@
             </w:pPr>
             <w:r>
               <w:rPr>
-                <w:rFonts w:eastAsia="Times New Roman"/>
-                <w:sz w:val="14"/>
-                <w:szCs w:val="14"/>
-              </w:rPr>
-              <w:t>0.440</w:t>
+                <w:b w:val="0"/>
+                <w:sz w:val="14"/>
+              </w:rPr>
+              <w:t>0.491</w:t>
             </w:r>
           </w:p>
         </w:tc>
@@ -3814,11 +2691,10 @@
             </w:pPr>
             <w:r>
               <w:rPr>
-                <w:rFonts w:eastAsia="Times New Roman"/>
-                <w:sz w:val="14"/>
-                <w:szCs w:val="14"/>
-              </w:rPr>
-              <w:t>0.418</w:t>
+                <w:b w:val="0"/>
+                <w:sz w:val="14"/>
+              </w:rPr>
+              <w:t>0.432</w:t>
             </w:r>
           </w:p>
         </w:tc>
@@ -3839,11 +2715,10 @@
             </w:pPr>
             <w:r>
               <w:rPr>
-                <w:rFonts w:eastAsia="Times New Roman"/>
-                <w:sz w:val="14"/>
-                <w:szCs w:val="14"/>
-              </w:rPr>
-              <w:t>−0.022</w:t>
+                <w:b w:val="0"/>
+                <w:sz w:val="14"/>
+              </w:rPr>
+              <w:t>−0.059</w:t>
             </w:r>
           </w:p>
         </w:tc>
@@ -3890,11 +2765,10 @@
             </w:pPr>
             <w:r>
               <w:rPr>
-                <w:rFonts w:eastAsia="Times New Roman"/>
-                <w:sz w:val="14"/>
-                <w:szCs w:val="14"/>
-              </w:rPr>
-              <w:t>0.457</w:t>
+                <w:b w:val="0"/>
+                <w:sz w:val="14"/>
+              </w:rPr>
+              <w:t>0.531</w:t>
             </w:r>
           </w:p>
         </w:tc>
@@ -3915,11 +2789,10 @@
             </w:pPr>
             <w:r>
               <w:rPr>
-                <w:rFonts w:eastAsia="Times New Roman"/>
-                <w:sz w:val="14"/>
-                <w:szCs w:val="14"/>
-              </w:rPr>
-              <w:t>0.440</w:t>
+                <w:b w:val="0"/>
+                <w:sz w:val="14"/>
+              </w:rPr>
+              <w:t>0.474</w:t>
             </w:r>
           </w:p>
         </w:tc>
@@ -3940,11 +2813,10 @@
             </w:pPr>
             <w:r>
               <w:rPr>
-                <w:rFonts w:eastAsia="Times New Roman"/>
-                <w:sz w:val="14"/>
-                <w:szCs w:val="14"/>
-              </w:rPr>
-              <w:t>−0.017</w:t>
+                <w:b w:val="0"/>
+                <w:sz w:val="14"/>
+              </w:rPr>
+              <w:t>−0.056</w:t>
             </w:r>
           </w:p>
         </w:tc>
@@ -3997,11 +2869,10 @@
             </w:pPr>
             <w:r>
               <w:rPr>
-                <w:rFonts w:eastAsia="Times New Roman"/>
-                <w:sz w:val="14"/>
-                <w:szCs w:val="14"/>
-              </w:rPr>
-              <w:t>0.416</w:t>
+                <w:b w:val="0"/>
+                <w:sz w:val="14"/>
+              </w:rPr>
+              <w:t>0.535</w:t>
             </w:r>
           </w:p>
         </w:tc>
@@ -4025,11 +2896,10 @@
             </w:pPr>
             <w:r>
               <w:rPr>
-                <w:rFonts w:eastAsia="Times New Roman"/>
-                <w:sz w:val="14"/>
-                <w:szCs w:val="14"/>
-              </w:rPr>
-              <w:t>0.370</w:t>
+                <w:b w:val="0"/>
+                <w:sz w:val="14"/>
+              </w:rPr>
+              <w:t>0.501</w:t>
             </w:r>
           </w:p>
         </w:tc>
@@ -4053,11 +2923,10 @@
             </w:pPr>
             <w:r>
               <w:rPr>
-                <w:rFonts w:eastAsia="Times New Roman"/>
-                <w:sz w:val="14"/>
-                <w:szCs w:val="14"/>
-              </w:rPr>
-              <w:t>−0.047</w:t>
+                <w:b w:val="0"/>
+                <w:sz w:val="14"/>
+              </w:rPr>
+              <w:t>−0.034</w:t>
             </w:r>
           </w:p>
         </w:tc>
@@ -4088,7 +2957,33 @@
           <w:i/>
           <w:iCs/>
         </w:rPr>
-        <w:t>Finding 1: Complementary Model Strengths</w:t>
+        <w:t>Finding 1: Graph Retrieval Drives Quality</w:t>
+      </w:r>
+    </w:p>
+    <w:p>
+      <w:pPr>
+        <w:spacing w:before="100" w:after="40" w:line="228" w:lineRule="auto"/>
+      </w:pPr>
+      <w:r>
+        <w:rPr>
+          <w:rFonts w:eastAsia="Times New Roman"/>
+          <w:i/>
+          <w:iCs/>
+        </w:rPr>
+        <w:t>Table II shows the Graph RAG pipeline outperforms a semantic-only baseline on every metric, with decisive retrieval gains: Hit Rate +15 points (0.81→0.96), Recall@5 +13 (0.758→0.886), MRR +16 (0.647→0.805). Signal routing and graph traversal surface correct chapters that dense retrieval misses, propagating to generation—answer correctness rises 0.52→0.60, faithfulness 0.90→0.95, and coverage 0.62→0.74. The gain is model-independent: Claude and Gemma improve by near-identical margins, isolating retrieval architecture as the dominant quality lever.</w:t>
+      </w:r>
+    </w:p>
+    <w:p>
+      <w:pPr>
+        <w:spacing w:before="100" w:after="40" w:line="228" w:lineRule="auto"/>
+      </w:pPr>
+      <w:r>
+        <w:rPr>
+          <w:rFonts w:eastAsia="Times New Roman"/>
+          <w:i/>
+          <w:iCs/>
+        </w:rPr>
+        <w:t>Finding 2: Complementary Model Strengths</w:t>
       </w:r>
     </w:p>
     <w:p>
@@ -4101,91 +2996,7 @@
         <w:rPr>
           <w:rFonts w:eastAsia="Times New Roman"/>
         </w:rPr>
-        <w:t xml:space="preserve">Table II shows that </w:t>
-      </w:r>
-      <w:r>
-        <w:rPr>
-          <w:rFonts w:eastAsia="Times New Roman"/>
-        </w:rPr>
-        <w:t>6</w:t>
-      </w:r>
-      <w:r>
-        <w:rPr>
-          <w:rFonts w:eastAsia="Times New Roman"/>
-        </w:rPr>
-        <w:t xml:space="preserve"> of </w:t>
-      </w:r>
-      <w:r>
-        <w:rPr>
-          <w:rFonts w:eastAsia="Times New Roman"/>
-        </w:rPr>
-        <w:t>7</w:t>
-      </w:r>
-      <w:r>
-        <w:rPr>
-          <w:rFonts w:eastAsia="Times New Roman"/>
-        </w:rPr>
-        <w:t xml:space="preserve"> metrics differ by less than 4 percentage points</w:t>
-      </w:r>
-      <w:r>
-        <w:rPr>
-          <w:rFonts w:eastAsia="Times New Roman"/>
-        </w:rPr>
-        <w:t xml:space="preserve"> (pp)</w:t>
-      </w:r>
-      <w:r>
-        <w:rPr>
-          <w:rFonts w:eastAsia="Times New Roman"/>
-        </w:rPr>
-        <w:t xml:space="preserve">. </w:t>
-      </w:r>
-      <w:r>
-        <w:rPr>
-          <w:rFonts w:eastAsia="Times New Roman"/>
-        </w:rPr>
-        <w:t>Relevancy differs by 6.6pp</w:t>
-      </w:r>
-      <w:r>
-        <w:rPr>
-          <w:rFonts w:eastAsia="Times New Roman"/>
-        </w:rPr>
-        <w:t>.</w:t>
-      </w:r>
-      <w:r>
-        <w:rPr>
-          <w:rFonts w:eastAsia="Times New Roman"/>
-        </w:rPr>
-        <w:t xml:space="preserve"> </w:t>
-      </w:r>
-      <w:r>
-        <w:rPr>
-          <w:rFonts w:eastAsia="Times New Roman"/>
-        </w:rPr>
-        <w:t xml:space="preserve">The models exhibit complementary strengths: Claude achieves higher faithfulness (0.887 vs. 0.849), indicating stricter citation behavior, while Gemma leads on answer relevancy (0.658 vs. 0.592), </w:t>
-      </w:r>
-      <w:r>
-        <w:rPr>
-          <w:rFonts w:eastAsia="Times New Roman"/>
-        </w:rPr>
-        <w:t xml:space="preserve">suggesting more comprehensive responses. Retrieval metrics are identical for signal-deterministic routes (R1, R2) but diverge slightly for R3–R5, where LLM-dependent intent </w:t>
-      </w:r>
-      <w:r>
-        <w:rPr>
-          <w:rFonts w:eastAsia="Times New Roman"/>
-        </w:rPr>
-        <w:t>classification affects entity extraction and thus graph traversal inputs. This</w:t>
-      </w:r>
-      <w:r>
-        <w:rPr>
-          <w:rFonts w:eastAsia="Times New Roman"/>
-        </w:rPr>
-        <w:t xml:space="preserve"> confirms that when high-quality context is provided, model differ</w:t>
-      </w:r>
-      <w:r>
-        <w:rPr>
-          <w:rFonts w:eastAsia="Times New Roman"/>
-        </w:rPr>
-        <w:t>ences manifest as generation style rather than fundamental quality gaps.</w:t>
+        <w:t>Holding the pipeline fixed, Claude and Gemma differ by under 4 percentage points on 6 of 7 metrics; only answer relevancy differs more (7.8pp). Strengths are complementary: Claude leads on faithfulness (0.957 vs. 0.951) and coverage, Gemma on relevancy (0.893 vs. 0.815). Retrieval metrics are identical for deterministic routes (R1, R2) but diverge slightly for R3–R6, where LLM intent classification shapes graph-traversal inputs. Given high-quality context, model differences manifest as generation style, not quality gaps.</w:t>
       </w:r>
     </w:p>
     <w:p>
@@ -4198,23 +3009,7 @@
           <w:i/>
           <w:iCs/>
         </w:rPr>
-        <w:t xml:space="preserve">Finding 2: </w:t>
-      </w:r>
-      <w:r>
-        <w:rPr>
-          <w:rFonts w:eastAsia="Times New Roman"/>
-          <w:i/>
-          <w:iCs/>
-        </w:rPr>
-        <w:t>Question Type</w:t>
-      </w:r>
-      <w:r>
-        <w:rPr>
-          <w:rFonts w:eastAsia="Times New Roman"/>
-          <w:i/>
-          <w:iCs/>
-        </w:rPr>
-        <w:t xml:space="preserve"> Analysis</w:t>
+        <w:t>Finding 3: Question Type Analysis</w:t>
       </w:r>
     </w:p>
     <w:p>
@@ -4227,36 +3022,12 @@
         <w:rPr>
           <w:rFonts w:eastAsia="Times New Roman"/>
         </w:rPr>
-        <w:t xml:space="preserve">Table III reveals clear route-dependent patterns. </w:t>
+        <w:t>Table III shows route-dependent patterns. VERSE scores highest (0.859/0.897) via exact SQL match; PERSON (0.491/0.432) and EVENT (0.531/0.474) are hardest—person queries hinge on imperfect entity-mention coreference, and multi-chapter narratives strain fixed-window chunking. Sparse CROSS_REFERENCES edges (916) further cap the cross-book route. Claude leads on four of five types, Gemma on VERSE.</w:t>
       </w:r>
       <w:proofErr w:type="gramStart"/>
-      <w:r>
-        <w:rPr>
-          <w:rFonts w:eastAsia="Times New Roman"/>
-        </w:rPr>
-        <w:t>VERSE  scores</w:t>
-      </w:r>
       <w:proofErr w:type="gramEnd"/>
-      <w:r>
-        <w:rPr>
-          <w:rFonts w:eastAsia="Times New Roman"/>
-        </w:rPr>
-        <w:t xml:space="preserve"> highest (0.841/0.886) because SQL direct match provides exact evidence; GENERAL scores lowest (0.416/0.370) as the cross-reference path—the most complex 4-engine route—faces sparser CROSS_REFERENCES edges (912 total). </w:t>
-      </w:r>
       <w:proofErr w:type="gramStart"/>
-      <w:r>
-        <w:rPr>
-          <w:rFonts w:eastAsia="Times New Roman"/>
-        </w:rPr>
-        <w:t>EVENT  also</w:t>
-      </w:r>
       <w:proofErr w:type="gramEnd"/>
-      <w:r>
-        <w:rPr>
-          <w:rFonts w:eastAsia="Times New Roman"/>
-        </w:rPr>
-        <w:t xml:space="preserve"> challenges both models (0.457/0.440) since multi-chapter narratives strain fixed-window chunking. Claude leads on TOPIC and GENERAL; Gemma leads on VERSE, indicating complementary biases tied to route complexity.</w:t>
-      </w:r>
     </w:p>
     <w:p>
       <w:pPr>
@@ -4268,7 +3039,7 @@
           <w:i/>
           <w:iCs/>
         </w:rPr>
-        <w:t>Finding 3: Cost-Quality Tradeoff</w:t>
+        <w:t>Finding 4: Cost-Quality Tradeoff</w:t>
       </w:r>
     </w:p>
     <w:p>
@@ -4281,19 +3052,7 @@
         <w:rPr>
           <w:rFonts w:eastAsia="Times New Roman"/>
         </w:rPr>
-        <w:t>Gemma 3 4B runs locally via Ollama with zero API cost and full data privacy—critical for sensitive corpora. Despite moderate per-metric gaps, neither model dominates overall, making the local option viable. The key investment shifts from model selection to retrieval infrastructure: the signal-</w:t>
-      </w:r>
-      <w:r>
-        <w:rPr>
-          <w:rFonts w:eastAsia="Times New Roman"/>
-        </w:rPr>
-        <w:t>adaptive</w:t>
-      </w:r>
-      <w:r>
-        <w:rPr>
-          <w:rFonts w:eastAsia="Times New Roman"/>
-        </w:rPr>
-        <w:t xml:space="preserve"> router ensures each query type receives an optimized engine combination rather than a one-size-fits-all strategy. </w:t>
+        <w:t>Gemma 4 E4B runs locally via Ollama at zero API cost with full data privacy—critical for sensitive corpora. Since neither model dominates, the local option is viable: the key investment shifts from model selection to retrieval infrastructure, where the signal-adaptive router tailors an engine combination to each query type.</w:t>
       </w:r>
     </w:p>
     <w:p>
@@ -4321,78 +3080,12 @@
         <w:rPr>
           <w:rFonts w:eastAsia="Times New Roman"/>
         </w:rPr>
-        <w:t>We designed, deployed, and evaluated a signal-driven Graph RAG architecture for Traditional Chinese Bible QA, featuring a 6-route decision</w:t>
-      </w:r>
-      <w:r>
-        <w:rPr>
-          <w:rFonts w:eastAsia="Times New Roman"/>
-        </w:rPr>
-        <w:t xml:space="preserve"> </w:t>
-      </w:r>
-      <w:r>
-        <w:rPr>
-          <w:rFonts w:eastAsia="Times New Roman"/>
-        </w:rPr>
-        <w:t xml:space="preserve">tree router that selects optimal engine combinations from PostgreSQL, </w:t>
+        <w:t>We designed, deployed, and evaluated a signal-driven Graph RAG architecture for Traditional Chinese Bible QA, routing each query to an engine combination from PostgreSQL, Qdrant, and Neo4j by signal features. An ablation shows knowledge-graph retrieval lifts Hit Rate 15 points and answer correctness 8 over a semantic-only baseline; with retrieval fixed, Gemma 4 E4B matches Claude Haiku 4.5 within 4 pp on 6 of 7 metrics. Retrieval design, not model scale, primarily determines domain QA quality; future work will explore agentic LLM-driven sequential routing.</w:t>
       </w:r>
       <w:proofErr w:type="spellStart"/>
-      <w:r>
-        <w:rPr>
-          <w:rFonts w:eastAsia="Times New Roman"/>
-        </w:rPr>
-        <w:t>Qdrant</w:t>
-      </w:r>
       <w:proofErr w:type="spellEnd"/>
-      <w:r>
-        <w:rPr>
-          <w:rFonts w:eastAsia="Times New Roman"/>
-        </w:rPr>
-        <w:t xml:space="preserve">, and Neo4j based on query signal features. A </w:t>
-      </w:r>
       <w:proofErr w:type="gramStart"/>
-      <w:r>
-        <w:rPr>
-          <w:rFonts w:eastAsia="Times New Roman"/>
-        </w:rPr>
-        <w:t>locally-deployed</w:t>
-      </w:r>
       <w:proofErr w:type="gramEnd"/>
-      <w:r>
-        <w:rPr>
-          <w:rFonts w:eastAsia="Times New Roman"/>
-        </w:rPr>
-        <w:t xml:space="preserve"> Gemma 3 4B achieves comparable performance to Claude Haiku 4.5, with </w:t>
-      </w:r>
-      <w:r>
-        <w:rPr>
-          <w:rFonts w:eastAsia="Times New Roman"/>
-        </w:rPr>
-        <w:t>6</w:t>
-      </w:r>
-      <w:r>
-        <w:rPr>
-          <w:rFonts w:eastAsia="Times New Roman"/>
-        </w:rPr>
-        <w:t xml:space="preserve"> of </w:t>
-      </w:r>
-      <w:r>
-        <w:rPr>
-          <w:rFonts w:eastAsia="Times New Roman"/>
-        </w:rPr>
-        <w:t xml:space="preserve">7 </w:t>
-      </w:r>
-      <w:r>
-        <w:rPr>
-          <w:rFonts w:eastAsia="Times New Roman"/>
-        </w:rPr>
-        <w:t xml:space="preserve">generation metrics within 4 percentage points and complementary model strengths. These results confirm that retrieval design—not model scale—is the primary determinant of domain QA quality. </w:t>
-      </w:r>
-      <w:r>
-        <w:rPr>
-          <w:rFonts w:eastAsia="Times New Roman"/>
-        </w:rPr>
-        <w:t>Future work will explore agentic LLM-driven sequential routing to complement the current decision-tree approach, balancing retrieval quality against query latency.</w:t>
-      </w:r>
     </w:p>
     <w:p>
       <w:pPr>
@@ -4425,7 +3118,7 @@
           <w:sz w:val="16"/>
           <w:szCs w:val="16"/>
         </w:rPr>
-        <w:t>[1] E. Hilliard, A. Jagadeesh, A. Cook, S. Billings, N. Skytland, A. Llewellyn, J. Paull, N. Paull, N. Kurylo, K. Nesbitt, R. Gruenewald, A. Jantzi, and O. Chavez, "Measuring AI alignment with human flourishing," arXiv preprint arXiv:2507.07787, Jul. 2025. [Online]. Available: https://arxiv.org/abs/2507.07787</w:t>
+        <w:t>[1] E. Hilliard et al., "Measuring AI alignment with human flourishing," arXiv:2507.07787, 2025.</w:t>
       </w:r>
     </w:p>
     <w:p>
@@ -4488,7 +3181,7 @@
           <w:sz w:val="16"/>
           <w:szCs w:val="16"/>
         </w:rPr>
-        <w:t>[4] V. Karpukhin et al., "Dense passage retrieval for open-domain question answering," in Proc. EMNLP, pp. 6769–6781, Nov. 2020..</w:t>
+        <w:t>[4] V. Karpukhin et al., "Dense passage retrieval for open-domain question answering," in Proc. EMNLP, 2020.</w:t>
       </w:r>
     </w:p>
     <w:p>
@@ -4536,7 +3229,7 @@
           <w:sz w:val="16"/>
           <w:szCs w:val="16"/>
         </w:rPr>
-        <w:t>[6] Y. Gao et al., "Retrieval-augmented generation for large language models: A survey," arXiv:2312.10997, Dec. 2023 (rev. Mar. 2024).</w:t>
+        <w:t>[6] Y. Gao et al., "Retrieval-augmented generation for large language models: A survey," arXiv:2312.10997, 2023.</w:t>
       </w:r>
     </w:p>
     <w:p>
@@ -4551,7 +3244,7 @@
           <w:sz w:val="16"/>
           <w:szCs w:val="16"/>
         </w:rPr>
-        <w:t>[7] Gemma Team, "Gemma 3 technical report," arXiv:2503.19786, 2025.</w:t>
+        <w:t>[7] Gemma Team, "Gemma 4," Google DeepMind, Apr. 2026. [Online]. Available: https://deepmind.google/models/gemma/gemma-4/</w:t>
       </w:r>
     </w:p>
     <w:p>
@@ -4566,7 +3259,7 @@
           <w:sz w:val="16"/>
           <w:szCs w:val="16"/>
         </w:rPr>
-        <w:t>[8] Anthropic, "Introducing the next generation of Claude," Mar. 4, 2024. [Online]. Available: https://www.anthropic.com/news/claude-3-family.</w:t>
+        <w:t>[8] Anthropic, "Introducing the next generation of Claude," Anthropic, Mar. 2024.</w:t>
       </w:r>
     </w:p>
     <w:p>
@@ -4581,7 +3274,7 @@
           <w:sz w:val="16"/>
           <w:szCs w:val="16"/>
         </w:rPr>
-        <w:t>[9] S. Es et al., "Ragas: Automated Evaluation of Retrieval Augmented Generation," arXiv:2309.15217, Sep. 2023 (rev. Apr. 2025).</w:t>
+        <w:t>[9] S. Es et al., "RAGAS: Automated evaluation of retrieval augmented generation," arXiv:2309.15217, 2023.</w:t>
       </w:r>
     </w:p>
     <w:p>
@@ -4612,6 +3305,21 @@
           <w:szCs w:val="16"/>
         </w:rPr>
         <w:t>[11] J. Chen et al., "M3-embedding: Multi-Linguality, Multi-functionality, Multi-Granularity text embeddings through self-knowledge distillation," arXiv:2402.03216, 2024.</w:t>
+      </w:r>
+    </w:p>
+    <w:p>
+      <w:pPr>
+        <w:spacing w:after="20" w:line="200" w:lineRule="auto"/>
+        <w:ind w:left="284" w:hanging="280"/>
+        <w:jc w:val="both"/>
+      </w:pPr>
+      <w:r>
+        <w:rPr>
+          <w:rFonts w:eastAsia="Times New Roman"/>
+          <w:sz w:val="16"/>
+          <w:szCs w:val="16"/>
+        </w:rPr>
+        <w:t>[12] B. Peng et al., "Graph retrieval-augmented generation: A survey," ACM Trans. Inf. Syst., vol. 44, no. 2, 2026, doi: 10.1145/3777378.</w:t>
       </w:r>
     </w:p>
     <w:sectPr>

--- a/biblerag.docx
+++ b/biblerag.docx
@@ -449,7 +449,7 @@
         <w:rPr>
           <w:rFonts w:eastAsia="Times New Roman"/>
         </w:rPr>
-        <w:t>The Traditional Chinese Bible's 66 books undergo hierarchical chunking—Book (66) → Chapter (1,189) → Pericope (2,779) → Chunk (431)—with token-aware splitting (512–1024 tokens) on verse boundaries. CKIP Transformers [10] perform Chinese NER with LLM validation, yielding 9,120 entities across 6 types linked by 41,140 MENTIONS edges. BGE-M3 [11] embeds 34,072 passages (1024-dim) at pericope, chunk, and verse granularity.</w:t>
+        <w:t>The Traditional Chinese Bible's 66 books undergo hierarchical chunking—Book (66) → Chapter (1,189) → Pericope (2,779) → Chunk (431)—with token-aware splitting (512–768 tokens) on verse boundaries. CKIP Transformers [10] perform Chinese NER with LLM validation, yielding 9,120 entities across 6 types linked by 41,140 MENTIONS edges. BGE-M3 [11] embeds 34,072 passages (1024-dim) at pericope, chunk, and verse granularity.</w:t>
       </w:r>
       <w:proofErr w:type="spellStart"/>
       <w:proofErr w:type="spellEnd"/>
